--- a/data/revised_2026-10_full/outputs/v2/Maths/SS2.4_Surface_Area_and_Volume_of_Solids/Mathematics_Surface_Area_and_Volume_of_Solids_CBE_LessonSequence.docx
+++ b/data/revised_2026-10_full/outputs/v2/Maths/SS2.4_Surface_Area_and_Volume_of_Solids/Mathematics_Surface_Area_and_Volume_of_Solids_CBE_LessonSequence.docx
@@ -2698,7 +2698,7 @@
         </w:rPr>
         <w:t xml:space="preserve">© 2026 SeaVuria and ARES. This work is licensed under a </w:t>
       </w:r>
-      <w:hyperlink w:history="1" r:id="rIdqfaq99xdahyw5ngdkc4ev">
+      <w:hyperlink w:history="1" r:id="rIdsjtw6hkk4_eztgrpp2vqw">
         <w:r>
           <w:rPr>
             <w:rFonts w:ascii="Arial" w:cs="Arial" w:eastAsia="Arial" w:hAnsi="Arial"/>
@@ -2718,7 +2718,7 @@
         </w:rPr>
         <w:t xml:space="preserve"> (</w:t>
       </w:r>
-      <w:hyperlink w:history="1" r:id="rIdraskvmrh4pz8rtzh7l7se">
+      <w:hyperlink w:history="1" r:id="rId4fcblmcp-_vuaptnpsxyj">
         <w:r>
           <w:rPr>
             <w:rFonts w:ascii="Arial" w:cs="Arial" w:eastAsia="Arial" w:hAnsi="Arial"/>
@@ -2738,7 +2738,7 @@
         </w:rPr>
         <w:t xml:space="preserve">). To view a copy of this license, visit </w:t>
       </w:r>
-      <w:hyperlink w:history="1" r:id="rIdbnqrxghxdjtznca8v_fyg">
+      <w:hyperlink w:history="1" r:id="rIdio1ba5fdbpvvqslllnbhm">
         <w:r>
           <w:rPr>
             <w:rFonts w:ascii="Arial" w:cs="Arial" w:eastAsia="Arial" w:hAnsi="Arial"/>
@@ -3777,7 +3777,7 @@
             <w:pPr>
               <w:spacing w:after="20" w:before="0"/>
             </w:pPr>
-            <w:hyperlink w:history="1" r:id="rIdg_6sje_uorlxor59wln6w">
+            <w:hyperlink w:history="1" r:id="rIdi9yfh8wcmvmvrdltix7pe">
               <w:r>
                 <w:rPr>
                   <w:rFonts w:ascii="Arial" w:cs="Arial" w:eastAsia="Arial" w:hAnsi="Arial"/>
@@ -3810,7 +3810,7 @@
               <w:spacing w:after="10" w:before="0"/>
               <w:ind w:left="120"/>
             </w:pPr>
-            <w:hyperlink w:history="1" r:id="rIdizs62m7lv32xnqkeqylbw">
+            <w:hyperlink w:history="1" r:id="rIdbq3a-__cio0gjbdi_1ydj">
               <w:r>
                 <w:rPr>
                   <w:rFonts w:ascii="Arial" w:cs="Arial" w:eastAsia="Arial" w:hAnsi="Arial"/>
@@ -3855,7 +3855,7 @@
             <w:pPr>
               <w:spacing w:after="20" w:before="0"/>
             </w:pPr>
-            <w:hyperlink w:history="1" r:id="rIdjmw_ambirehwtx3pzojxk">
+            <w:hyperlink w:history="1" r:id="rIdmplb7-vk5gwr4_a7xdtat">
               <w:r>
                 <w:rPr>
                   <w:rFonts w:ascii="Arial" w:cs="Arial" w:eastAsia="Arial" w:hAnsi="Arial"/>
@@ -3888,7 +3888,7 @@
               <w:spacing w:after="10" w:before="0"/>
               <w:ind w:left="120"/>
             </w:pPr>
-            <w:hyperlink w:history="1" r:id="rIdsd3dhxxfm6fbewjzqm8wj">
+            <w:hyperlink w:history="1" r:id="rId5qxrzu19bhhqt08te6zyu">
               <w:r>
                 <w:rPr>
                   <w:rFonts w:ascii="Arial" w:cs="Arial" w:eastAsia="Arial" w:hAnsi="Arial"/>
@@ -4088,7 +4088,7 @@
             <w:pPr>
               <w:spacing w:after="20" w:before="0"/>
             </w:pPr>
-            <w:hyperlink w:history="1" r:id="rIdq3_fsguzjgqnwpqlb269n">
+            <w:hyperlink w:history="1" r:id="rIdakl0e5cg0nyq703z6utlo">
               <w:r>
                 <w:rPr>
                   <w:rFonts w:ascii="Arial" w:cs="Arial" w:eastAsia="Arial" w:hAnsi="Arial"/>
@@ -4121,7 +4121,7 @@
               <w:spacing w:after="10" w:before="0"/>
               <w:ind w:left="120"/>
             </w:pPr>
-            <w:hyperlink w:history="1" r:id="rIdlnovc4420o1v5mmdkumvp">
+            <w:hyperlink w:history="1" r:id="rIdtaoeoixjavzwstxale5a0">
               <w:r>
                 <w:rPr>
                   <w:rFonts w:ascii="Arial" w:cs="Arial" w:eastAsia="Arial" w:hAnsi="Arial"/>
@@ -4166,7 +4166,7 @@
             <w:pPr>
               <w:spacing w:after="20" w:before="0"/>
             </w:pPr>
-            <w:hyperlink w:history="1" r:id="rId2wd21i43_7l-gafbofxgs">
+            <w:hyperlink w:history="1" r:id="rIded06fmxrgoyxjif3wqqck">
               <w:r>
                 <w:rPr>
                   <w:rFonts w:ascii="Arial" w:cs="Arial" w:eastAsia="Arial" w:hAnsi="Arial"/>
@@ -4199,7 +4199,7 @@
               <w:spacing w:after="10" w:before="0"/>
               <w:ind w:left="120"/>
             </w:pPr>
-            <w:hyperlink w:history="1" r:id="rIdmdfbxn1uddw5bysewg66v">
+            <w:hyperlink w:history="1" r:id="rIdea7m5ykpbo4prlhm5mzk4">
               <w:r>
                 <w:rPr>
                   <w:rFonts w:ascii="Arial" w:cs="Arial" w:eastAsia="Arial" w:hAnsi="Arial"/>
@@ -4399,7 +4399,7 @@
             <w:pPr>
               <w:spacing w:after="20" w:before="0"/>
             </w:pPr>
-            <w:hyperlink w:history="1" r:id="rIdpou_sawket_trig8tk06i">
+            <w:hyperlink w:history="1" r:id="rIdi68hgyxvv4tvz-wge8cq0">
               <w:r>
                 <w:rPr>
                   <w:rFonts w:ascii="Arial" w:cs="Arial" w:eastAsia="Arial" w:hAnsi="Arial"/>
@@ -4432,7 +4432,7 @@
               <w:spacing w:after="10" w:before="0"/>
               <w:ind w:left="120"/>
             </w:pPr>
-            <w:hyperlink w:history="1" r:id="rIdag0u7joq4armzkn8z60-t">
+            <w:hyperlink w:history="1" r:id="rIdkoz_stvp2ep9ceou20yjs">
               <w:r>
                 <w:rPr>
                   <w:rFonts w:ascii="Arial" w:cs="Arial" w:eastAsia="Arial" w:hAnsi="Arial"/>
@@ -4477,7 +4477,7 @@
             <w:pPr>
               <w:spacing w:after="20" w:before="0"/>
             </w:pPr>
-            <w:hyperlink w:history="1" r:id="rIdhghgqgryd1psbghnx-g38">
+            <w:hyperlink w:history="1" r:id="rIdz5ovzfdrfjgu11jz11zu4">
               <w:r>
                 <w:rPr>
                   <w:rFonts w:ascii="Arial" w:cs="Arial" w:eastAsia="Arial" w:hAnsi="Arial"/>
@@ -4510,7 +4510,7 @@
               <w:spacing w:after="10" w:before="0"/>
               <w:ind w:left="120"/>
             </w:pPr>
-            <w:hyperlink w:history="1" r:id="rIdoa6nudovq5ri26jbej0v2">
+            <w:hyperlink w:history="1" r:id="rIdwpewjisdspvw4nazvbanx">
               <w:r>
                 <w:rPr>
                   <w:rFonts w:ascii="Arial" w:cs="Arial" w:eastAsia="Arial" w:hAnsi="Arial"/>
@@ -4710,7 +4710,7 @@
             <w:pPr>
               <w:spacing w:after="20" w:before="0"/>
             </w:pPr>
-            <w:hyperlink w:history="1" r:id="rId8ozvd8p3cclekoxqitaqf">
+            <w:hyperlink w:history="1" r:id="rIdbcahmrz2mbntjyjuqfp3g">
               <w:r>
                 <w:rPr>
                   <w:rFonts w:ascii="Arial" w:cs="Arial" w:eastAsia="Arial" w:hAnsi="Arial"/>
@@ -4743,7 +4743,7 @@
               <w:spacing w:after="10" w:before="0"/>
               <w:ind w:left="120"/>
             </w:pPr>
-            <w:hyperlink w:history="1" r:id="rIdbyzefrkyqqtg2i3q235-g">
+            <w:hyperlink w:history="1" r:id="rIdnhjesgxoxbiifyhlvvrcz">
               <w:r>
                 <w:rPr>
                   <w:rFonts w:ascii="Arial" w:cs="Arial" w:eastAsia="Arial" w:hAnsi="Arial"/>
@@ -4788,7 +4788,7 @@
             <w:pPr>
               <w:spacing w:after="20" w:before="0"/>
             </w:pPr>
-            <w:hyperlink w:history="1" r:id="rIdc9ct9omz4dv_rbwhqwlxb">
+            <w:hyperlink w:history="1" r:id="rIdm_yqgt8ubt2p6r_2racnj">
               <w:r>
                 <w:rPr>
                   <w:rFonts w:ascii="Arial" w:cs="Arial" w:eastAsia="Arial" w:hAnsi="Arial"/>
@@ -4821,7 +4821,7 @@
               <w:spacing w:after="10" w:before="0"/>
               <w:ind w:left="120"/>
             </w:pPr>
-            <w:hyperlink w:history="1" r:id="rIdfbs93ojc9ofoxd1on4xgy">
+            <w:hyperlink w:history="1" r:id="rIdofecb_mwzkzvwmr_6fbrd">
               <w:r>
                 <w:rPr>
                   <w:rFonts w:ascii="Arial" w:cs="Arial" w:eastAsia="Arial" w:hAnsi="Arial"/>
@@ -5021,7 +5021,7 @@
             <w:pPr>
               <w:spacing w:after="20" w:before="0"/>
             </w:pPr>
-            <w:hyperlink w:history="1" r:id="rIdcvxuwlao57fb9ce3byoqu">
+            <w:hyperlink w:history="1" r:id="rIdhtbhetfv4yxpzeilprxtw">
               <w:r>
                 <w:rPr>
                   <w:rFonts w:ascii="Arial" w:cs="Arial" w:eastAsia="Arial" w:hAnsi="Arial"/>
@@ -5054,7 +5054,7 @@
               <w:spacing w:after="10" w:before="0"/>
               <w:ind w:left="120"/>
             </w:pPr>
-            <w:hyperlink w:history="1" r:id="rIdrwdf__utykgl-21ond4h8">
+            <w:hyperlink w:history="1" r:id="rId9tku6sgbg9wljvonb6bfb">
               <w:r>
                 <w:rPr>
                   <w:rFonts w:ascii="Arial" w:cs="Arial" w:eastAsia="Arial" w:hAnsi="Arial"/>
@@ -5099,7 +5099,7 @@
             <w:pPr>
               <w:spacing w:after="20" w:before="0"/>
             </w:pPr>
-            <w:hyperlink w:history="1" r:id="rIdaxxbjqmygtcnbsdwto1i0">
+            <w:hyperlink w:history="1" r:id="rId2nyzakkf1sdqkdsgz0fri">
               <w:r>
                 <w:rPr>
                   <w:rFonts w:ascii="Arial" w:cs="Arial" w:eastAsia="Arial" w:hAnsi="Arial"/>
@@ -5132,7 +5132,7 @@
               <w:spacing w:after="10" w:before="0"/>
               <w:ind w:left="120"/>
             </w:pPr>
-            <w:hyperlink w:history="1" r:id="rIdjuaqorp93klyy8mh9p1kf">
+            <w:hyperlink w:history="1" r:id="rIdctnca8cwz1xpbey1nl76o">
               <w:r>
                 <w:rPr>
                   <w:rFonts w:ascii="Arial" w:cs="Arial" w:eastAsia="Arial" w:hAnsi="Arial"/>
@@ -5657,7 +5657,7 @@
         </w:rPr>
         <w:t xml:space="preserve">© 2026 SeaVuria and ARES. Aligned with KICD objectives. Developed by SeaVuria; technical implementation by ARES (with AI assistance from Claude). Licensed under </w:t>
       </w:r>
-      <w:hyperlink w:history="1" r:id="rIdhl71l52lnn9yat2_p3vwk">
+      <w:hyperlink w:history="1" r:id="rIdkunqgigyyitgnf0cwywtt">
         <w:r>
           <w:rPr>
             <w:rFonts w:ascii="Arial" w:cs="Arial" w:eastAsia="Arial" w:hAnsi="Arial"/>
@@ -5678,7 +5678,7 @@
         </w:rPr>
         <w:t xml:space="preserve"> (</w:t>
       </w:r>
-      <w:hyperlink w:history="1" r:id="rIdjlu_f6mbgpgqg94pfuntz">
+      <w:hyperlink w:history="1" r:id="rIdyhjtsgcokgjds5vq-uxnp">
         <w:r>
           <w:rPr>
             <w:rFonts w:ascii="Arial" w:cs="Arial" w:eastAsia="Arial" w:hAnsi="Arial"/>
@@ -6718,7 +6718,7 @@
             <w:pPr>
               <w:spacing w:after="20" w:before="0"/>
             </w:pPr>
-            <w:hyperlink w:history="1" r:id="rIdimhiqeqgmvj3gxuzqm54y">
+            <w:hyperlink w:history="1" r:id="rIdsbvbuguiv5ojbcz2ay9mz">
               <w:r>
                 <w:rPr>
                   <w:rFonts w:ascii="Arial" w:cs="Arial" w:eastAsia="Arial" w:hAnsi="Arial"/>
@@ -6767,7 +6767,7 @@
               <w:spacing w:after="10" w:before="0"/>
               <w:ind w:left="120"/>
             </w:pPr>
-            <w:hyperlink w:history="1" r:id="rIdbqjpevjs6yyvzrxrpoosz">
+            <w:hyperlink w:history="1" r:id="rIdi1cx3bzrvezp-er0aewsu">
               <w:r>
                 <w:rPr>
                   <w:rFonts w:ascii="Arial" w:cs="Arial" w:eastAsia="Arial" w:hAnsi="Arial"/>
@@ -6812,7 +6812,7 @@
             <w:pPr>
               <w:spacing w:after="20" w:before="0"/>
             </w:pPr>
-            <w:hyperlink w:history="1" r:id="rIdh9og1iigg5jfqmicg2bsb">
+            <w:hyperlink w:history="1" r:id="rIdchhubdbvubaleaddss2f-">
               <w:r>
                 <w:rPr>
                   <w:rFonts w:ascii="Arial" w:cs="Arial" w:eastAsia="Arial" w:hAnsi="Arial"/>
@@ -6845,7 +6845,7 @@
               <w:spacing w:after="10" w:before="0"/>
               <w:ind w:left="120"/>
             </w:pPr>
-            <w:hyperlink w:history="1" r:id="rIdxjpkfavg6hj9gec0v99ix">
+            <w:hyperlink w:history="1" r:id="rIdidxsh1u2cnxfnpwkelhhw">
               <w:r>
                 <w:rPr>
                   <w:rFonts w:ascii="Arial" w:cs="Arial" w:eastAsia="Arial" w:hAnsi="Arial"/>
@@ -7045,7 +7045,7 @@
             <w:pPr>
               <w:spacing w:after="20" w:before="0"/>
             </w:pPr>
-            <w:hyperlink w:history="1" r:id="rIdakzlhtg1htc_k90zrkfcb">
+            <w:hyperlink w:history="1" r:id="rIdoaollewyz2-2uhbkgssvj">
               <w:r>
                 <w:rPr>
                   <w:rFonts w:ascii="Arial" w:cs="Arial" w:eastAsia="Arial" w:hAnsi="Arial"/>
@@ -7094,7 +7094,7 @@
               <w:spacing w:after="10" w:before="0"/>
               <w:ind w:left="120"/>
             </w:pPr>
-            <w:hyperlink w:history="1" r:id="rIdkz98u8jwyrbxhu8tikx5y">
+            <w:hyperlink w:history="1" r:id="rIdbc5zxnjjqmuw7ucuc3dfo">
               <w:r>
                 <w:rPr>
                   <w:rFonts w:ascii="Arial" w:cs="Arial" w:eastAsia="Arial" w:hAnsi="Arial"/>
@@ -7139,7 +7139,7 @@
             <w:pPr>
               <w:spacing w:after="20" w:before="0"/>
             </w:pPr>
-            <w:hyperlink w:history="1" r:id="rIdvm_s_ilpyajy2w7fxdcaq">
+            <w:hyperlink w:history="1" r:id="rIdmgiwpecfz6jh3bhvswgbu">
               <w:r>
                 <w:rPr>
                   <w:rFonts w:ascii="Arial" w:cs="Arial" w:eastAsia="Arial" w:hAnsi="Arial"/>
@@ -7172,7 +7172,7 @@
               <w:spacing w:after="10" w:before="0"/>
               <w:ind w:left="120"/>
             </w:pPr>
-            <w:hyperlink w:history="1" r:id="rIdeobictvzt37_dgdixupx8">
+            <w:hyperlink w:history="1" r:id="rIdieiauapvtpcniva3uvyqi">
               <w:r>
                 <w:rPr>
                   <w:rFonts w:ascii="Arial" w:cs="Arial" w:eastAsia="Arial" w:hAnsi="Arial"/>
@@ -7372,7 +7372,7 @@
             <w:pPr>
               <w:spacing w:after="20" w:before="0"/>
             </w:pPr>
-            <w:hyperlink w:history="1" r:id="rIdtpybnfoiirm2bprlbuxrx">
+            <w:hyperlink w:history="1" r:id="rId3lcezdljl_guk6o9iwb1e">
               <w:r>
                 <w:rPr>
                   <w:rFonts w:ascii="Arial" w:cs="Arial" w:eastAsia="Arial" w:hAnsi="Arial"/>
@@ -7421,7 +7421,7 @@
               <w:spacing w:after="10" w:before="0"/>
               <w:ind w:left="120"/>
             </w:pPr>
-            <w:hyperlink w:history="1" r:id="rIdrxxogsc3octasrgvwsd_q">
+            <w:hyperlink w:history="1" r:id="rIdydnfjpty_kcgcia_qvrei">
               <w:r>
                 <w:rPr>
                   <w:rFonts w:ascii="Arial" w:cs="Arial" w:eastAsia="Arial" w:hAnsi="Arial"/>
@@ -7466,7 +7466,7 @@
             <w:pPr>
               <w:spacing w:after="20" w:before="0"/>
             </w:pPr>
-            <w:hyperlink w:history="1" r:id="rIdafc0sg6-ugnenp23bwlwx">
+            <w:hyperlink w:history="1" r:id="rId5kmu_ou9hbcqxm9mhh-fd">
               <w:r>
                 <w:rPr>
                   <w:rFonts w:ascii="Arial" w:cs="Arial" w:eastAsia="Arial" w:hAnsi="Arial"/>
@@ -7499,7 +7499,7 @@
               <w:spacing w:after="10" w:before="0"/>
               <w:ind w:left="120"/>
             </w:pPr>
-            <w:hyperlink w:history="1" r:id="rIdear32srwbwjm_udjkriqb">
+            <w:hyperlink w:history="1" r:id="rIdwb_-jhtkwpu4eylxz4e3w">
               <w:r>
                 <w:rPr>
                   <w:rFonts w:ascii="Arial" w:cs="Arial" w:eastAsia="Arial" w:hAnsi="Arial"/>
@@ -7699,7 +7699,7 @@
             <w:pPr>
               <w:spacing w:after="20" w:before="0"/>
             </w:pPr>
-            <w:hyperlink w:history="1" r:id="rIdylneu_k87be-whhd1dxwu">
+            <w:hyperlink w:history="1" r:id="rIdmfmnavtlejduixwfffcqu">
               <w:r>
                 <w:rPr>
                   <w:rFonts w:ascii="Arial" w:cs="Arial" w:eastAsia="Arial" w:hAnsi="Arial"/>
@@ -7748,7 +7748,7 @@
               <w:spacing w:after="10" w:before="0"/>
               <w:ind w:left="120"/>
             </w:pPr>
-            <w:hyperlink w:history="1" r:id="rIdlmhahsqowzl8xozzsxdru">
+            <w:hyperlink w:history="1" r:id="rIdbgi-ibolgsagkldtxh73j">
               <w:r>
                 <w:rPr>
                   <w:rFonts w:ascii="Arial" w:cs="Arial" w:eastAsia="Arial" w:hAnsi="Arial"/>
@@ -7793,7 +7793,7 @@
             <w:pPr>
               <w:spacing w:after="20" w:before="0"/>
             </w:pPr>
-            <w:hyperlink w:history="1" r:id="rIdwofd-18zjywp8e00zn6lq">
+            <w:hyperlink w:history="1" r:id="rIdca9s3bket-sr0v063yji4">
               <w:r>
                 <w:rPr>
                   <w:rFonts w:ascii="Arial" w:cs="Arial" w:eastAsia="Arial" w:hAnsi="Arial"/>
@@ -7826,7 +7826,7 @@
               <w:spacing w:after="10" w:before="0"/>
               <w:ind w:left="120"/>
             </w:pPr>
-            <w:hyperlink w:history="1" r:id="rId9useujrw_ywix_4gaajei">
+            <w:hyperlink w:history="1" r:id="rId1ycm2s_vhroahxppj1k5r">
               <w:r>
                 <w:rPr>
                   <w:rFonts w:ascii="Arial" w:cs="Arial" w:eastAsia="Arial" w:hAnsi="Arial"/>
@@ -8026,7 +8026,7 @@
             <w:pPr>
               <w:spacing w:after="20" w:before="0"/>
             </w:pPr>
-            <w:hyperlink w:history="1" r:id="rIdwn1xm8gidgcn6ac5oxqvo">
+            <w:hyperlink w:history="1" r:id="rIdifhva_cvxkebtu1zhie7e">
               <w:r>
                 <w:rPr>
                   <w:rFonts w:ascii="Arial" w:cs="Arial" w:eastAsia="Arial" w:hAnsi="Arial"/>
@@ -8075,7 +8075,7 @@
               <w:spacing w:after="10" w:before="0"/>
               <w:ind w:left="120"/>
             </w:pPr>
-            <w:hyperlink w:history="1" r:id="rIdlgl6ak2gnhiqlnmlj6brt">
+            <w:hyperlink w:history="1" r:id="rId7_rbijpjmdiya_3sxowo1">
               <w:r>
                 <w:rPr>
                   <w:rFonts w:ascii="Arial" w:cs="Arial" w:eastAsia="Arial" w:hAnsi="Arial"/>
@@ -8120,7 +8120,7 @@
             <w:pPr>
               <w:spacing w:after="20" w:before="0"/>
             </w:pPr>
-            <w:hyperlink w:history="1" r:id="rId9aq8ax98bzrscjokakpvk">
+            <w:hyperlink w:history="1" r:id="rIdsmwmd68ycuzufij--xy7g">
               <w:r>
                 <w:rPr>
                   <w:rFonts w:ascii="Arial" w:cs="Arial" w:eastAsia="Arial" w:hAnsi="Arial"/>
@@ -8153,7 +8153,7 @@
               <w:spacing w:after="10" w:before="0"/>
               <w:ind w:left="120"/>
             </w:pPr>
-            <w:hyperlink w:history="1" r:id="rId3gxmd1p83retdeerikf6a">
+            <w:hyperlink w:history="1" r:id="rIdnyfdymchdwj3sp6yxwbdh">
               <w:r>
                 <w:rPr>
                   <w:rFonts w:ascii="Arial" w:cs="Arial" w:eastAsia="Arial" w:hAnsi="Arial"/>
@@ -8678,7 +8678,7 @@
         </w:rPr>
         <w:t xml:space="preserve">© 2026 SeaVuria and ARES. Aligned with KICD objectives. Developed by SeaVuria; technical implementation by ARES (with AI assistance from Claude). Licensed under </w:t>
       </w:r>
-      <w:hyperlink w:history="1" r:id="rIdqdbkr_jyn3p4zei44itu_">
+      <w:hyperlink w:history="1" r:id="rIdnipsal_rjxivzldvtrwo_">
         <w:r>
           <w:rPr>
             <w:rFonts w:ascii="Arial" w:cs="Arial" w:eastAsia="Arial" w:hAnsi="Arial"/>
@@ -8699,7 +8699,7 @@
         </w:rPr>
         <w:t xml:space="preserve"> (</w:t>
       </w:r>
-      <w:hyperlink w:history="1" r:id="rIdezrqjmopdj9eycdyahdr0">
+      <w:hyperlink w:history="1" r:id="rIdjgn-v1kgp3358qy4h5c4s">
         <w:r>
           <w:rPr>
             <w:rFonts w:ascii="Arial" w:cs="Arial" w:eastAsia="Arial" w:hAnsi="Arial"/>
@@ -9756,7 +9756,7 @@
               <w:spacing w:after="10" w:before="0"/>
               <w:ind w:left="120"/>
             </w:pPr>
-            <w:hyperlink w:history="1" r:id="rId4hp6zbkoh0j-mlbbtrewz">
+            <w:hyperlink w:history="1" r:id="rIdqjbn6ub9od6m6ge2onuiw">
               <w:r>
                 <w:rPr>
                   <w:rFonts w:ascii="Arial" w:cs="Arial" w:eastAsia="Arial" w:hAnsi="Arial"/>
@@ -9816,7 +9816,7 @@
             <w:pPr>
               <w:spacing w:after="20" w:before="0"/>
             </w:pPr>
-            <w:hyperlink w:history="1" r:id="rIdjaijsnkehic9n24lqkacq">
+            <w:hyperlink w:history="1" r:id="rIdhzin_4k-vpoe5gpbjew9t">
               <w:r>
                 <w:rPr>
                   <w:rFonts w:ascii="Arial" w:cs="Arial" w:eastAsia="Arial" w:hAnsi="Arial"/>
@@ -9865,7 +9865,7 @@
               <w:spacing w:after="10" w:before="0"/>
               <w:ind w:left="120"/>
             </w:pPr>
-            <w:hyperlink w:history="1" r:id="rIdzq-ltqfuzdmxr6kkhle9v">
+            <w:hyperlink w:history="1" r:id="rIdjrlgjods3galtjs2bfgd8">
               <w:r>
                 <w:rPr>
                   <w:rFonts w:ascii="Arial" w:cs="Arial" w:eastAsia="Arial" w:hAnsi="Arial"/>
@@ -10082,7 +10082,7 @@
               <w:spacing w:after="10" w:before="0"/>
               <w:ind w:left="120"/>
             </w:pPr>
-            <w:hyperlink w:history="1" r:id="rIdhcyzjmsxvflcdvqyfakzr">
+            <w:hyperlink w:history="1" r:id="rIdzojpztbq3osqiokdi-jid">
               <w:r>
                 <w:rPr>
                   <w:rFonts w:ascii="Arial" w:cs="Arial" w:eastAsia="Arial" w:hAnsi="Arial"/>
@@ -10142,7 +10142,7 @@
             <w:pPr>
               <w:spacing w:after="20" w:before="0"/>
             </w:pPr>
-            <w:hyperlink w:history="1" r:id="rIdzh2cywxbxsqxvwhd2-kuo">
+            <w:hyperlink w:history="1" r:id="rIdk1kbjy3wd6rxsxs9ze_mr">
               <w:r>
                 <w:rPr>
                   <w:rFonts w:ascii="Arial" w:cs="Arial" w:eastAsia="Arial" w:hAnsi="Arial"/>
@@ -10191,7 +10191,7 @@
               <w:spacing w:after="10" w:before="0"/>
               <w:ind w:left="120"/>
             </w:pPr>
-            <w:hyperlink w:history="1" r:id="rIdim79domppdqdrc4gp9xjm">
+            <w:hyperlink w:history="1" r:id="rIdstebhwycqeeg3dsaxl-df">
               <w:r>
                 <w:rPr>
                   <w:rFonts w:ascii="Arial" w:cs="Arial" w:eastAsia="Arial" w:hAnsi="Arial"/>
@@ -10408,7 +10408,7 @@
               <w:spacing w:after="10" w:before="0"/>
               <w:ind w:left="120"/>
             </w:pPr>
-            <w:hyperlink w:history="1" r:id="rIdwmtzrpd0-bfjik-0c0ccs">
+            <w:hyperlink w:history="1" r:id="rIdxj4pft1mqoepbvd9yrwfx">
               <w:r>
                 <w:rPr>
                   <w:rFonts w:ascii="Arial" w:cs="Arial" w:eastAsia="Arial" w:hAnsi="Arial"/>
@@ -10468,7 +10468,7 @@
             <w:pPr>
               <w:spacing w:after="20" w:before="0"/>
             </w:pPr>
-            <w:hyperlink w:history="1" r:id="rIdhnv3ulceshwj1vnkttajy">
+            <w:hyperlink w:history="1" r:id="rIdckehtvs734r9b3b7gvvlp">
               <w:r>
                 <w:rPr>
                   <w:rFonts w:ascii="Arial" w:cs="Arial" w:eastAsia="Arial" w:hAnsi="Arial"/>
@@ -10517,7 +10517,7 @@
               <w:spacing w:after="10" w:before="0"/>
               <w:ind w:left="120"/>
             </w:pPr>
-            <w:hyperlink w:history="1" r:id="rIdr7-xypj2nrpdm9xp6pq2p">
+            <w:hyperlink w:history="1" r:id="rId-yksdx1vtfzsv1zdvacb5">
               <w:r>
                 <w:rPr>
                   <w:rFonts w:ascii="Arial" w:cs="Arial" w:eastAsia="Arial" w:hAnsi="Arial"/>
@@ -10734,7 +10734,7 @@
               <w:spacing w:after="10" w:before="0"/>
               <w:ind w:left="120"/>
             </w:pPr>
-            <w:hyperlink w:history="1" r:id="rId6w9f2ufmoauvzy095h57y">
+            <w:hyperlink w:history="1" r:id="rIdx-kmi-ucvdjxlugmugfsp">
               <w:r>
                 <w:rPr>
                   <w:rFonts w:ascii="Arial" w:cs="Arial" w:eastAsia="Arial" w:hAnsi="Arial"/>
@@ -10794,7 +10794,7 @@
             <w:pPr>
               <w:spacing w:after="20" w:before="0"/>
             </w:pPr>
-            <w:hyperlink w:history="1" r:id="rIdpoked56_wki52hso8xz9m">
+            <w:hyperlink w:history="1" r:id="rIdls1sdbvurpeak6-gpd6eo">
               <w:r>
                 <w:rPr>
                   <w:rFonts w:ascii="Arial" w:cs="Arial" w:eastAsia="Arial" w:hAnsi="Arial"/>
@@ -10843,7 +10843,7 @@
               <w:spacing w:after="10" w:before="0"/>
               <w:ind w:left="120"/>
             </w:pPr>
-            <w:hyperlink w:history="1" r:id="rId0vqxjjthlmoavv1_xh5or">
+            <w:hyperlink w:history="1" r:id="rIdgraoacphaa6tprmcfvsld">
               <w:r>
                 <w:rPr>
                   <w:rFonts w:ascii="Arial" w:cs="Arial" w:eastAsia="Arial" w:hAnsi="Arial"/>
@@ -11060,7 +11060,7 @@
               <w:spacing w:after="10" w:before="0"/>
               <w:ind w:left="120"/>
             </w:pPr>
-            <w:hyperlink w:history="1" r:id="rId6nggz-qlgidi1_fbarcce">
+            <w:hyperlink w:history="1" r:id="rIdexmf90fsw04tslyxwlcpb">
               <w:r>
                 <w:rPr>
                   <w:rFonts w:ascii="Arial" w:cs="Arial" w:eastAsia="Arial" w:hAnsi="Arial"/>
@@ -11120,7 +11120,7 @@
             <w:pPr>
               <w:spacing w:after="20" w:before="0"/>
             </w:pPr>
-            <w:hyperlink w:history="1" r:id="rIdkc9cszi3fjgj4v8jg6euz">
+            <w:hyperlink w:history="1" r:id="rIdrzzwwed8ufkj8elojyhsu">
               <w:r>
                 <w:rPr>
                   <w:rFonts w:ascii="Arial" w:cs="Arial" w:eastAsia="Arial" w:hAnsi="Arial"/>
@@ -11169,7 +11169,7 @@
               <w:spacing w:after="10" w:before="0"/>
               <w:ind w:left="120"/>
             </w:pPr>
-            <w:hyperlink w:history="1" r:id="rIddwqwowbvpxco4xzbbsatz">
+            <w:hyperlink w:history="1" r:id="rIdhbr26y5nvhw3anxyhpkgm">
               <w:r>
                 <w:rPr>
                   <w:rFonts w:ascii="Arial" w:cs="Arial" w:eastAsia="Arial" w:hAnsi="Arial"/>
@@ -11694,7 +11694,7 @@
         </w:rPr>
         <w:t xml:space="preserve">© 2026 SeaVuria and ARES. Aligned with KICD objectives. Developed by SeaVuria; technical implementation by ARES (with AI assistance from Claude). Licensed under </w:t>
       </w:r>
-      <w:hyperlink w:history="1" r:id="rIdvtwvdvahysgfj4muchpa_">
+      <w:hyperlink w:history="1" r:id="rIdyza7oxi3ber6lpz0bxxfa">
         <w:r>
           <w:rPr>
             <w:rFonts w:ascii="Arial" w:cs="Arial" w:eastAsia="Arial" w:hAnsi="Arial"/>
@@ -11715,7 +11715,7 @@
         </w:rPr>
         <w:t xml:space="preserve"> (</w:t>
       </w:r>
-      <w:hyperlink w:history="1" r:id="rId4d2qm6pu97bgkesqhlasy">
+      <w:hyperlink w:history="1" r:id="rIdirajxcb3wxh_s7e-vjar6">
         <w:r>
           <w:rPr>
             <w:rFonts w:ascii="Arial" w:cs="Arial" w:eastAsia="Arial" w:hAnsi="Arial"/>
@@ -12755,7 +12755,7 @@
             <w:pPr>
               <w:spacing w:after="20" w:before="0"/>
             </w:pPr>
-            <w:hyperlink w:history="1" r:id="rIdo6mbremizhw6xecoaqcbn">
+            <w:hyperlink w:history="1" r:id="rIdafuzjuazw5simbx4fngj8">
               <w:r>
                 <w:rPr>
                   <w:rFonts w:ascii="Arial" w:cs="Arial" w:eastAsia="Arial" w:hAnsi="Arial"/>
@@ -12804,7 +12804,7 @@
               <w:spacing w:after="10" w:before="0"/>
               <w:ind w:left="120"/>
             </w:pPr>
-            <w:hyperlink w:history="1" r:id="rId0cxw5f0plyv72wp4paxcd">
+            <w:hyperlink w:history="1" r:id="rIddqvtdiceyshilowlvloru">
               <w:r>
                 <w:rPr>
                   <w:rFonts w:ascii="Arial" w:cs="Arial" w:eastAsia="Arial" w:hAnsi="Arial"/>
@@ -12849,7 +12849,7 @@
             <w:pPr>
               <w:spacing w:after="20" w:before="0"/>
             </w:pPr>
-            <w:hyperlink w:history="1" r:id="rIdceehcdrjqbr5qgvqwu20e">
+            <w:hyperlink w:history="1" r:id="rIdsbrapvygtigvsxhkn1grf">
               <w:r>
                 <w:rPr>
                   <w:rFonts w:ascii="Arial" w:cs="Arial" w:eastAsia="Arial" w:hAnsi="Arial"/>
@@ -12898,7 +12898,7 @@
               <w:spacing w:after="10" w:before="0"/>
               <w:ind w:left="120"/>
             </w:pPr>
-            <w:hyperlink w:history="1" r:id="rIdndltm7l3j89pxsoophzsf">
+            <w:hyperlink w:history="1" r:id="rIdvf0gr0tpn0dpzfqfi26oj">
               <w:r>
                 <w:rPr>
                   <w:rFonts w:ascii="Arial" w:cs="Arial" w:eastAsia="Arial" w:hAnsi="Arial"/>
@@ -13098,7 +13098,7 @@
             <w:pPr>
               <w:spacing w:after="20" w:before="0"/>
             </w:pPr>
-            <w:hyperlink w:history="1" r:id="rIdchg7qhb1rao42b0hs9zdh">
+            <w:hyperlink w:history="1" r:id="rIdzd_kuxof3aga53cmxf-jb">
               <w:r>
                 <w:rPr>
                   <w:rFonts w:ascii="Arial" w:cs="Arial" w:eastAsia="Arial" w:hAnsi="Arial"/>
@@ -13147,7 +13147,7 @@
               <w:spacing w:after="10" w:before="0"/>
               <w:ind w:left="120"/>
             </w:pPr>
-            <w:hyperlink w:history="1" r:id="rId2xmbl2ohzzrrje90-plwp">
+            <w:hyperlink w:history="1" r:id="rIdohttzhrxw2j-sgzjuufzd">
               <w:r>
                 <w:rPr>
                   <w:rFonts w:ascii="Arial" w:cs="Arial" w:eastAsia="Arial" w:hAnsi="Arial"/>
@@ -13192,7 +13192,7 @@
             <w:pPr>
               <w:spacing w:after="20" w:before="0"/>
             </w:pPr>
-            <w:hyperlink w:history="1" r:id="rIdvrk1tcimfpcgwjcitonmn">
+            <w:hyperlink w:history="1" r:id="rId9rx-xthrfuaj4e4ehvrl2">
               <w:r>
                 <w:rPr>
                   <w:rFonts w:ascii="Arial" w:cs="Arial" w:eastAsia="Arial" w:hAnsi="Arial"/>
@@ -13241,7 +13241,7 @@
               <w:spacing w:after="10" w:before="0"/>
               <w:ind w:left="120"/>
             </w:pPr>
-            <w:hyperlink w:history="1" r:id="rIdf9rvoie7y-t6yn5wvng38">
+            <w:hyperlink w:history="1" r:id="rIdbj06lb7ch0qmbhkz710wk">
               <w:r>
                 <w:rPr>
                   <w:rFonts w:ascii="Arial" w:cs="Arial" w:eastAsia="Arial" w:hAnsi="Arial"/>
@@ -13441,7 +13441,7 @@
             <w:pPr>
               <w:spacing w:after="20" w:before="0"/>
             </w:pPr>
-            <w:hyperlink w:history="1" r:id="rIdykdbumqwdzdi_f3totnbe">
+            <w:hyperlink w:history="1" r:id="rId53tzt4dykdcf-nsf8jkdf">
               <w:r>
                 <w:rPr>
                   <w:rFonts w:ascii="Arial" w:cs="Arial" w:eastAsia="Arial" w:hAnsi="Arial"/>
@@ -13490,7 +13490,7 @@
               <w:spacing w:after="10" w:before="0"/>
               <w:ind w:left="120"/>
             </w:pPr>
-            <w:hyperlink w:history="1" r:id="rIdyallmpyzewxws56hyuojb">
+            <w:hyperlink w:history="1" r:id="rIdsotkn1zguaaxytcoy-zb3">
               <w:r>
                 <w:rPr>
                   <w:rFonts w:ascii="Arial" w:cs="Arial" w:eastAsia="Arial" w:hAnsi="Arial"/>
@@ -13535,7 +13535,7 @@
             <w:pPr>
               <w:spacing w:after="20" w:before="0"/>
             </w:pPr>
-            <w:hyperlink w:history="1" r:id="rIdueorxyyvxc-fueevalawf">
+            <w:hyperlink w:history="1" r:id="rIdwl8cjll5-3klx_sl6lsic">
               <w:r>
                 <w:rPr>
                   <w:rFonts w:ascii="Arial" w:cs="Arial" w:eastAsia="Arial" w:hAnsi="Arial"/>
@@ -13584,7 +13584,7 @@
               <w:spacing w:after="10" w:before="0"/>
               <w:ind w:left="120"/>
             </w:pPr>
-            <w:hyperlink w:history="1" r:id="rId_6pq8hpldttantbg2cut8">
+            <w:hyperlink w:history="1" r:id="rIdxk0q6mkr8mr2rnh8jlsas">
               <w:r>
                 <w:rPr>
                   <w:rFonts w:ascii="Arial" w:cs="Arial" w:eastAsia="Arial" w:hAnsi="Arial"/>
@@ -13784,7 +13784,7 @@
             <w:pPr>
               <w:spacing w:after="20" w:before="0"/>
             </w:pPr>
-            <w:hyperlink w:history="1" r:id="rIdapmdl8u7_ynwyyovtpzx9">
+            <w:hyperlink w:history="1" r:id="rIdbqdvxrcml0dqlhslrmim1">
               <w:r>
                 <w:rPr>
                   <w:rFonts w:ascii="Arial" w:cs="Arial" w:eastAsia="Arial" w:hAnsi="Arial"/>
@@ -13833,7 +13833,7 @@
               <w:spacing w:after="10" w:before="0"/>
               <w:ind w:left="120"/>
             </w:pPr>
-            <w:hyperlink w:history="1" r:id="rIdstegy-yextu1tzj1l9xul">
+            <w:hyperlink w:history="1" r:id="rIdi6ongbktv1azfj_v49xkv">
               <w:r>
                 <w:rPr>
                   <w:rFonts w:ascii="Arial" w:cs="Arial" w:eastAsia="Arial" w:hAnsi="Arial"/>
@@ -13878,7 +13878,7 @@
             <w:pPr>
               <w:spacing w:after="20" w:before="0"/>
             </w:pPr>
-            <w:hyperlink w:history="1" r:id="rIdw1tge6gwzvey5jzgf82q8">
+            <w:hyperlink w:history="1" r:id="rId9q5uecgmowwhd2ka_nhx2">
               <w:r>
                 <w:rPr>
                   <w:rFonts w:ascii="Arial" w:cs="Arial" w:eastAsia="Arial" w:hAnsi="Arial"/>
@@ -13927,7 +13927,7 @@
               <w:spacing w:after="10" w:before="0"/>
               <w:ind w:left="120"/>
             </w:pPr>
-            <w:hyperlink w:history="1" r:id="rId4awcgwyfz9cxezn54tw4u">
+            <w:hyperlink w:history="1" r:id="rId5mg6mqipmpl-lckmmqz1h">
               <w:r>
                 <w:rPr>
                   <w:rFonts w:ascii="Arial" w:cs="Arial" w:eastAsia="Arial" w:hAnsi="Arial"/>
@@ -14127,7 +14127,7 @@
             <w:pPr>
               <w:spacing w:after="20" w:before="0"/>
             </w:pPr>
-            <w:hyperlink w:history="1" r:id="rIdhqwxupx-z-csujuaneh0t">
+            <w:hyperlink w:history="1" r:id="rIdy45_wmqrnvt0q8gy_-nhy">
               <w:r>
                 <w:rPr>
                   <w:rFonts w:ascii="Arial" w:cs="Arial" w:eastAsia="Arial" w:hAnsi="Arial"/>
@@ -14176,7 +14176,7 @@
               <w:spacing w:after="10" w:before="0"/>
               <w:ind w:left="120"/>
             </w:pPr>
-            <w:hyperlink w:history="1" r:id="rIdxb_kaintrmavnu2snhir-">
+            <w:hyperlink w:history="1" r:id="rIdvz0kswi3brnww6ocbihdd">
               <w:r>
                 <w:rPr>
                   <w:rFonts w:ascii="Arial" w:cs="Arial" w:eastAsia="Arial" w:hAnsi="Arial"/>
@@ -14221,7 +14221,7 @@
             <w:pPr>
               <w:spacing w:after="20" w:before="0"/>
             </w:pPr>
-            <w:hyperlink w:history="1" r:id="rIdvsrnz0zr67zwayjtccuu4">
+            <w:hyperlink w:history="1" r:id="rIdeqjm28yjq-j3-i48oulm4">
               <w:r>
                 <w:rPr>
                   <w:rFonts w:ascii="Arial" w:cs="Arial" w:eastAsia="Arial" w:hAnsi="Arial"/>
@@ -14270,7 +14270,7 @@
               <w:spacing w:after="10" w:before="0"/>
               <w:ind w:left="120"/>
             </w:pPr>
-            <w:hyperlink w:history="1" r:id="rIdj7qok_sn840hpm-zsep-s">
+            <w:hyperlink w:history="1" r:id="rIdw8oqkcq8pdxyv5ce4ppbp">
               <w:r>
                 <w:rPr>
                   <w:rFonts w:ascii="Arial" w:cs="Arial" w:eastAsia="Arial" w:hAnsi="Arial"/>
@@ -14795,7 +14795,7 @@
         </w:rPr>
         <w:t xml:space="preserve">© 2026 SeaVuria and ARES. Aligned with KICD objectives. Developed by SeaVuria; technical implementation by ARES (with AI assistance from Claude). Licensed under </w:t>
       </w:r>
-      <w:hyperlink w:history="1" r:id="rIdvuybru3hzdx9qk89qavq0">
+      <w:hyperlink w:history="1" r:id="rIdznp3u94hzwv1lm1a94v54">
         <w:r>
           <w:rPr>
             <w:rFonts w:ascii="Arial" w:cs="Arial" w:eastAsia="Arial" w:hAnsi="Arial"/>
@@ -14816,7 +14816,7 @@
         </w:rPr>
         <w:t xml:space="preserve"> (</w:t>
       </w:r>
-      <w:hyperlink w:history="1" r:id="rIda_vhawfmsoiap-pvzhhcl">
+      <w:hyperlink w:history="1" r:id="rId0czhllykbjzov7rzdvqr3">
         <w:r>
           <w:rPr>
             <w:rFonts w:ascii="Arial" w:cs="Arial" w:eastAsia="Arial" w:hAnsi="Arial"/>
@@ -15856,7 +15856,7 @@
             <w:pPr>
               <w:spacing w:after="20" w:before="0"/>
             </w:pPr>
-            <w:hyperlink w:history="1" r:id="rIdtjxewqvh2l3s7vs8eh1ms">
+            <w:hyperlink w:history="1" r:id="rIdof8sag-hy2fmuaik7lt5f">
               <w:r>
                 <w:rPr>
                   <w:rFonts w:ascii="Arial" w:cs="Arial" w:eastAsia="Arial" w:hAnsi="Arial"/>
@@ -15889,7 +15889,7 @@
               <w:spacing w:after="10" w:before="0"/>
               <w:ind w:left="120"/>
             </w:pPr>
-            <w:hyperlink w:history="1" r:id="rId_8bksv8mi1t6btb5hdct5">
+            <w:hyperlink w:history="1" r:id="rId0p_2m3c-hsphg6zl2vn04">
               <w:r>
                 <w:rPr>
                   <w:rFonts w:ascii="Arial" w:cs="Arial" w:eastAsia="Arial" w:hAnsi="Arial"/>
@@ -15934,7 +15934,7 @@
             <w:pPr>
               <w:spacing w:after="20" w:before="0"/>
             </w:pPr>
-            <w:hyperlink w:history="1" r:id="rIdyyvbmhtnc4euatwhumnh1">
+            <w:hyperlink w:history="1" r:id="rId4ik3jdaaxms0y_cjpf4_b">
               <w:r>
                 <w:rPr>
                   <w:rFonts w:ascii="Arial" w:cs="Arial" w:eastAsia="Arial" w:hAnsi="Arial"/>
@@ -15967,7 +15967,7 @@
               <w:spacing w:after="10" w:before="0"/>
               <w:ind w:left="120"/>
             </w:pPr>
-            <w:hyperlink w:history="1" r:id="rIdlf7geiwidn3rlmpfezzsh">
+            <w:hyperlink w:history="1" r:id="rIdk7pj81vwt3uyq4hmhaokk">
               <w:r>
                 <w:rPr>
                   <w:rFonts w:ascii="Arial" w:cs="Arial" w:eastAsia="Arial" w:hAnsi="Arial"/>
@@ -16167,7 +16167,7 @@
             <w:pPr>
               <w:spacing w:after="20" w:before="0"/>
             </w:pPr>
-            <w:hyperlink w:history="1" r:id="rIdqp6-xcwbmwuep3n0qwyy2">
+            <w:hyperlink w:history="1" r:id="rId9sgybwsgbrvz1kxrpdedq">
               <w:r>
                 <w:rPr>
                   <w:rFonts w:ascii="Arial" w:cs="Arial" w:eastAsia="Arial" w:hAnsi="Arial"/>
@@ -16200,7 +16200,7 @@
               <w:spacing w:after="10" w:before="0"/>
               <w:ind w:left="120"/>
             </w:pPr>
-            <w:hyperlink w:history="1" r:id="rIdbrpqb0xaivw8fszrmr9z6">
+            <w:hyperlink w:history="1" r:id="rIdp2r5tlg66ih-c74bt3w-t">
               <w:r>
                 <w:rPr>
                   <w:rFonts w:ascii="Arial" w:cs="Arial" w:eastAsia="Arial" w:hAnsi="Arial"/>
@@ -16245,7 +16245,7 @@
             <w:pPr>
               <w:spacing w:after="20" w:before="0"/>
             </w:pPr>
-            <w:hyperlink w:history="1" r:id="rIdetojnimcfwd4dmnnzurz4">
+            <w:hyperlink w:history="1" r:id="rIdkdgc345od9kofbbr26opl">
               <w:r>
                 <w:rPr>
                   <w:rFonts w:ascii="Arial" w:cs="Arial" w:eastAsia="Arial" w:hAnsi="Arial"/>
@@ -16278,7 +16278,7 @@
               <w:spacing w:after="10" w:before="0"/>
               <w:ind w:left="120"/>
             </w:pPr>
-            <w:hyperlink w:history="1" r:id="rIdmjqzc1ahgm6dq9vgbtmat">
+            <w:hyperlink w:history="1" r:id="rIdwfe_jllw97myftfsqt62h">
               <w:r>
                 <w:rPr>
                   <w:rFonts w:ascii="Arial" w:cs="Arial" w:eastAsia="Arial" w:hAnsi="Arial"/>
@@ -16478,7 +16478,7 @@
             <w:pPr>
               <w:spacing w:after="20" w:before="0"/>
             </w:pPr>
-            <w:hyperlink w:history="1" r:id="rIdjnh60aqdw2xlxsnsozyrx">
+            <w:hyperlink w:history="1" r:id="rIdwo25bzayqsw536-yiq1yr">
               <w:r>
                 <w:rPr>
                   <w:rFonts w:ascii="Arial" w:cs="Arial" w:eastAsia="Arial" w:hAnsi="Arial"/>
@@ -16527,7 +16527,7 @@
               <w:spacing w:after="10" w:before="0"/>
               <w:ind w:left="120"/>
             </w:pPr>
-            <w:hyperlink w:history="1" r:id="rIdrb16g2aileczvap_lfxie">
+            <w:hyperlink w:history="1" r:id="rIddb-5hgcsnreesrspxjk90">
               <w:r>
                 <w:rPr>
                   <w:rFonts w:ascii="Arial" w:cs="Arial" w:eastAsia="Arial" w:hAnsi="Arial"/>
@@ -16572,7 +16572,7 @@
             <w:pPr>
               <w:spacing w:after="20" w:before="0"/>
             </w:pPr>
-            <w:hyperlink w:history="1" r:id="rId8jrrkettftfgbvhzye-if">
+            <w:hyperlink w:history="1" r:id="rIdzowh10khcl7lzwlkv0o27">
               <w:r>
                 <w:rPr>
                   <w:rFonts w:ascii="Arial" w:cs="Arial" w:eastAsia="Arial" w:hAnsi="Arial"/>
@@ -16605,7 +16605,7 @@
               <w:spacing w:after="10" w:before="0"/>
               <w:ind w:left="120"/>
             </w:pPr>
-            <w:hyperlink w:history="1" r:id="rIdwko60p_o3gxqm3tqqx2oy">
+            <w:hyperlink w:history="1" r:id="rIdot3rsvowmnsrywvoogqgv">
               <w:r>
                 <w:rPr>
                   <w:rFonts w:ascii="Arial" w:cs="Arial" w:eastAsia="Arial" w:hAnsi="Arial"/>
@@ -16805,7 +16805,7 @@
             <w:pPr>
               <w:spacing w:after="20" w:before="0"/>
             </w:pPr>
-            <w:hyperlink w:history="1" r:id="rIdews_6ub_-ka7mrbtydadp">
+            <w:hyperlink w:history="1" r:id="rId-gx9rdrgfbtc8ul5og5rt">
               <w:r>
                 <w:rPr>
                   <w:rFonts w:ascii="Arial" w:cs="Arial" w:eastAsia="Arial" w:hAnsi="Arial"/>
@@ -16838,7 +16838,7 @@
               <w:spacing w:after="10" w:before="0"/>
               <w:ind w:left="120"/>
             </w:pPr>
-            <w:hyperlink w:history="1" r:id="rId9rz5va1y3blsdxvq8x1ky">
+            <w:hyperlink w:history="1" r:id="rIddchzjtbeshzqpalvt5yyo">
               <w:r>
                 <w:rPr>
                   <w:rFonts w:ascii="Arial" w:cs="Arial" w:eastAsia="Arial" w:hAnsi="Arial"/>
@@ -16883,7 +16883,7 @@
             <w:pPr>
               <w:spacing w:after="20" w:before="0"/>
             </w:pPr>
-            <w:hyperlink w:history="1" r:id="rIdatkxy2v-hj6rdutqyaxa3">
+            <w:hyperlink w:history="1" r:id="rIdb9lw53c8hmcofbhq-huy4">
               <w:r>
                 <w:rPr>
                   <w:rFonts w:ascii="Arial" w:cs="Arial" w:eastAsia="Arial" w:hAnsi="Arial"/>
@@ -16916,7 +16916,7 @@
               <w:spacing w:after="10" w:before="0"/>
               <w:ind w:left="120"/>
             </w:pPr>
-            <w:hyperlink w:history="1" r:id="rIdd_cm0jcq1jjxkjx-lrdwq">
+            <w:hyperlink w:history="1" r:id="rIdv5xbbsf7_fvtngrk49vax">
               <w:r>
                 <w:rPr>
                   <w:rFonts w:ascii="Arial" w:cs="Arial" w:eastAsia="Arial" w:hAnsi="Arial"/>
@@ -17116,7 +17116,7 @@
             <w:pPr>
               <w:spacing w:after="20" w:before="0"/>
             </w:pPr>
-            <w:hyperlink w:history="1" r:id="rIdcpibvszsj3inkydcersks">
+            <w:hyperlink w:history="1" r:id="rId7gl2vszi6wgo-_vglolky">
               <w:r>
                 <w:rPr>
                   <w:rFonts w:ascii="Arial" w:cs="Arial" w:eastAsia="Arial" w:hAnsi="Arial"/>
@@ -17149,7 +17149,7 @@
               <w:spacing w:after="10" w:before="0"/>
               <w:ind w:left="120"/>
             </w:pPr>
-            <w:hyperlink w:history="1" r:id="rIdjx1izy0mvdtubpp-zfnjh">
+            <w:hyperlink w:history="1" r:id="rIdokoozsvdub6o_qvtcfh7n">
               <w:r>
                 <w:rPr>
                   <w:rFonts w:ascii="Arial" w:cs="Arial" w:eastAsia="Arial" w:hAnsi="Arial"/>
@@ -17194,7 +17194,7 @@
             <w:pPr>
               <w:spacing w:after="20" w:before="0"/>
             </w:pPr>
-            <w:hyperlink w:history="1" r:id="rIdhnjkhcwf_oyx5di_6zgqm">
+            <w:hyperlink w:history="1" r:id="rId2jhn0_ciyb99vur_huv0s">
               <w:r>
                 <w:rPr>
                   <w:rFonts w:ascii="Arial" w:cs="Arial" w:eastAsia="Arial" w:hAnsi="Arial"/>
@@ -17243,7 +17243,7 @@
               <w:spacing w:after="10" w:before="0"/>
               <w:ind w:left="120"/>
             </w:pPr>
-            <w:hyperlink w:history="1" r:id="rIdscom5kgqe_egottnjsqfc">
+            <w:hyperlink w:history="1" r:id="rIdy5cqkwntv0izqoitgcc0k">
               <w:r>
                 <w:rPr>
                   <w:rFonts w:ascii="Arial" w:cs="Arial" w:eastAsia="Arial" w:hAnsi="Arial"/>
@@ -17768,7 +17768,7 @@
         </w:rPr>
         <w:t xml:space="preserve">© 2026 SeaVuria and ARES. Aligned with KICD objectives. Developed by SeaVuria; technical implementation by ARES (with AI assistance from Claude). Licensed under </w:t>
       </w:r>
-      <w:hyperlink w:history="1" r:id="rId6ie9wb6tr6rb9v0guwtxo">
+      <w:hyperlink w:history="1" r:id="rIdcx_kbx0oimcdkslzpokwk">
         <w:r>
           <w:rPr>
             <w:rFonts w:ascii="Arial" w:cs="Arial" w:eastAsia="Arial" w:hAnsi="Arial"/>
@@ -17789,7 +17789,7 @@
         </w:rPr>
         <w:t xml:space="preserve"> (</w:t>
       </w:r>
-      <w:hyperlink w:history="1" r:id="rIdtyxxvsofrzqznuvgckbad">
+      <w:hyperlink w:history="1" r:id="rIdayu42bmkotppa2svrogea">
         <w:r>
           <w:rPr>
             <w:rFonts w:ascii="Arial" w:cs="Arial" w:eastAsia="Arial" w:hAnsi="Arial"/>
@@ -18829,7 +18829,7 @@
             <w:pPr>
               <w:spacing w:after="20" w:before="0"/>
             </w:pPr>
-            <w:hyperlink w:history="1" r:id="rId-c3a8nxwwgjmuc-jkbukl">
+            <w:hyperlink w:history="1" r:id="rIdwib0a0rc4m7w4hko8gbty">
               <w:r>
                 <w:rPr>
                   <w:rFonts w:ascii="Arial" w:cs="Arial" w:eastAsia="Arial" w:hAnsi="Arial"/>
@@ -18862,7 +18862,7 @@
               <w:spacing w:after="10" w:before="0"/>
               <w:ind w:left="120"/>
             </w:pPr>
-            <w:hyperlink w:history="1" r:id="rId2oitfrexg-jn_vlefghwg">
+            <w:hyperlink w:history="1" r:id="rId8yjw9yhaplv0btvopwxyf">
               <w:r>
                 <w:rPr>
                   <w:rFonts w:ascii="Arial" w:cs="Arial" w:eastAsia="Arial" w:hAnsi="Arial"/>
@@ -18907,7 +18907,7 @@
             <w:pPr>
               <w:spacing w:after="20" w:before="0"/>
             </w:pPr>
-            <w:hyperlink w:history="1" r:id="rIdon0_7hiqpvza4xd5r1sm6">
+            <w:hyperlink w:history="1" r:id="rId50u88c80ubv_1q9q7zrgg">
               <w:r>
                 <w:rPr>
                   <w:rFonts w:ascii="Arial" w:cs="Arial" w:eastAsia="Arial" w:hAnsi="Arial"/>
@@ -18940,7 +18940,7 @@
               <w:spacing w:after="10" w:before="0"/>
               <w:ind w:left="120"/>
             </w:pPr>
-            <w:hyperlink w:history="1" r:id="rIdrbtlf-kl9p-xmdw1hsuxq">
+            <w:hyperlink w:history="1" r:id="rIddd9tc1wjvzvdtnquwus-l">
               <w:r>
                 <w:rPr>
                   <w:rFonts w:ascii="Arial" w:cs="Arial" w:eastAsia="Arial" w:hAnsi="Arial"/>
@@ -19140,7 +19140,7 @@
             <w:pPr>
               <w:spacing w:after="20" w:before="0"/>
             </w:pPr>
-            <w:hyperlink w:history="1" r:id="rIdvuum1dc04t5ielhh79u0x">
+            <w:hyperlink w:history="1" r:id="rIdpkok7noluwf6ef8smbs-g">
               <w:r>
                 <w:rPr>
                   <w:rFonts w:ascii="Arial" w:cs="Arial" w:eastAsia="Arial" w:hAnsi="Arial"/>
@@ -19173,7 +19173,7 @@
               <w:spacing w:after="10" w:before="0"/>
               <w:ind w:left="120"/>
             </w:pPr>
-            <w:hyperlink w:history="1" r:id="rIdh5tolx04k-bujjpsroiia">
+            <w:hyperlink w:history="1" r:id="rIdq4rpryowygmhpltbj-fpb">
               <w:r>
                 <w:rPr>
                   <w:rFonts w:ascii="Arial" w:cs="Arial" w:eastAsia="Arial" w:hAnsi="Arial"/>
@@ -19218,7 +19218,7 @@
             <w:pPr>
               <w:spacing w:after="20" w:before="0"/>
             </w:pPr>
-            <w:hyperlink w:history="1" r:id="rIddpfnkjupiibtlz1ji0p4l">
+            <w:hyperlink w:history="1" r:id="rIdjiisgqck01trzfa_klvwk">
               <w:r>
                 <w:rPr>
                   <w:rFonts w:ascii="Arial" w:cs="Arial" w:eastAsia="Arial" w:hAnsi="Arial"/>
@@ -19251,7 +19251,7 @@
               <w:spacing w:after="10" w:before="0"/>
               <w:ind w:left="120"/>
             </w:pPr>
-            <w:hyperlink w:history="1" r:id="rId_zblqbsz8ruacqizy-ga9">
+            <w:hyperlink w:history="1" r:id="rIdjpgnego8pnjr3s98ui6h0">
               <w:r>
                 <w:rPr>
                   <w:rFonts w:ascii="Arial" w:cs="Arial" w:eastAsia="Arial" w:hAnsi="Arial"/>
@@ -19451,7 +19451,7 @@
             <w:pPr>
               <w:spacing w:after="20" w:before="0"/>
             </w:pPr>
-            <w:hyperlink w:history="1" r:id="rIdz-vyvvbtrbobumgouzflq">
+            <w:hyperlink w:history="1" r:id="rIdjh7xyhjlqsozbhmwm-cbw">
               <w:r>
                 <w:rPr>
                   <w:rFonts w:ascii="Arial" w:cs="Arial" w:eastAsia="Arial" w:hAnsi="Arial"/>
@@ -19484,7 +19484,7 @@
               <w:spacing w:after="10" w:before="0"/>
               <w:ind w:left="120"/>
             </w:pPr>
-            <w:hyperlink w:history="1" r:id="rIdddzxnb7q8mlwi0zthru6b">
+            <w:hyperlink w:history="1" r:id="rIdpi6czgk-nrxmmwc93hdwh">
               <w:r>
                 <w:rPr>
                   <w:rFonts w:ascii="Arial" w:cs="Arial" w:eastAsia="Arial" w:hAnsi="Arial"/>
@@ -19529,7 +19529,7 @@
             <w:pPr>
               <w:spacing w:after="20" w:before="0"/>
             </w:pPr>
-            <w:hyperlink w:history="1" r:id="rIdkznllok2nv9ke5oukf2nm">
+            <w:hyperlink w:history="1" r:id="rIdyiwqi55omyfjnthyxt-sf">
               <w:r>
                 <w:rPr>
                   <w:rFonts w:ascii="Arial" w:cs="Arial" w:eastAsia="Arial" w:hAnsi="Arial"/>
@@ -19578,7 +19578,7 @@
               <w:spacing w:after="10" w:before="0"/>
               <w:ind w:left="120"/>
             </w:pPr>
-            <w:hyperlink w:history="1" r:id="rIdnvdpn17gyn5cxai4map2_">
+            <w:hyperlink w:history="1" r:id="rIdhd8bu9xem20v_nnt0nrlm">
               <w:r>
                 <w:rPr>
                   <w:rFonts w:ascii="Arial" w:cs="Arial" w:eastAsia="Arial" w:hAnsi="Arial"/>
@@ -19778,7 +19778,7 @@
             <w:pPr>
               <w:spacing w:after="20" w:before="0"/>
             </w:pPr>
-            <w:hyperlink w:history="1" r:id="rIdqjmytqdtrivwz_lzsfx0s">
+            <w:hyperlink w:history="1" r:id="rIddwjnsggayqnne5hgmwygl">
               <w:r>
                 <w:rPr>
                   <w:rFonts w:ascii="Arial" w:cs="Arial" w:eastAsia="Arial" w:hAnsi="Arial"/>
@@ -19811,7 +19811,7 @@
               <w:spacing w:after="10" w:before="0"/>
               <w:ind w:left="120"/>
             </w:pPr>
-            <w:hyperlink w:history="1" r:id="rIdpoqmdnas1udfrol_4ziih">
+            <w:hyperlink w:history="1" r:id="rIdwjbljiy0mxdrxwf_olwhu">
               <w:r>
                 <w:rPr>
                   <w:rFonts w:ascii="Arial" w:cs="Arial" w:eastAsia="Arial" w:hAnsi="Arial"/>
@@ -19856,7 +19856,7 @@
             <w:pPr>
               <w:spacing w:after="20" w:before="0"/>
             </w:pPr>
-            <w:hyperlink w:history="1" r:id="rIdcadzzlgv_53kjt52pbsr8">
+            <w:hyperlink w:history="1" r:id="rIdhtj0znrsfqmkyumk-rld6">
               <w:r>
                 <w:rPr>
                   <w:rFonts w:ascii="Arial" w:cs="Arial" w:eastAsia="Arial" w:hAnsi="Arial"/>
@@ -19905,7 +19905,7 @@
               <w:spacing w:after="10" w:before="0"/>
               <w:ind w:left="120"/>
             </w:pPr>
-            <w:hyperlink w:history="1" r:id="rIdli8_v8d5o3zkmd6qwdml0">
+            <w:hyperlink w:history="1" r:id="rId7asp-vmwbl-kjg9_hbie5">
               <w:r>
                 <w:rPr>
                   <w:rFonts w:ascii="Arial" w:cs="Arial" w:eastAsia="Arial" w:hAnsi="Arial"/>
@@ -20105,7 +20105,7 @@
             <w:pPr>
               <w:spacing w:after="20" w:before="0"/>
             </w:pPr>
-            <w:hyperlink w:history="1" r:id="rId3b8gb8qhnzenjqcnylxcz">
+            <w:hyperlink w:history="1" r:id="rIdj9cqxowsd1ko7nhc70dzw">
               <w:r>
                 <w:rPr>
                   <w:rFonts w:ascii="Arial" w:cs="Arial" w:eastAsia="Arial" w:hAnsi="Arial"/>
@@ -20138,7 +20138,7 @@
               <w:spacing w:after="10" w:before="0"/>
               <w:ind w:left="120"/>
             </w:pPr>
-            <w:hyperlink w:history="1" r:id="rIdvv2njsnkb6ghky6mrosv7">
+            <w:hyperlink w:history="1" r:id="rIdy0odlzowygbl9xpsan0sb">
               <w:r>
                 <w:rPr>
                   <w:rFonts w:ascii="Arial" w:cs="Arial" w:eastAsia="Arial" w:hAnsi="Arial"/>
@@ -20183,7 +20183,7 @@
             <w:pPr>
               <w:spacing w:after="20" w:before="0"/>
             </w:pPr>
-            <w:hyperlink w:history="1" r:id="rId6nqdq__an6lbpij46dr8w">
+            <w:hyperlink w:history="1" r:id="rIdx4quwxy_ivbbykvw48eqn">
               <w:r>
                 <w:rPr>
                   <w:rFonts w:ascii="Arial" w:cs="Arial" w:eastAsia="Arial" w:hAnsi="Arial"/>
@@ -20232,7 +20232,7 @@
               <w:spacing w:after="10" w:before="0"/>
               <w:ind w:left="120"/>
             </w:pPr>
-            <w:hyperlink w:history="1" r:id="rIdvrtldeukcy-tgs6kwwhiw">
+            <w:hyperlink w:history="1" r:id="rId8eyg8_ar8qbbxzsk1fmg8">
               <w:r>
                 <w:rPr>
                   <w:rFonts w:ascii="Arial" w:cs="Arial" w:eastAsia="Arial" w:hAnsi="Arial"/>
@@ -20877,7 +20877,7 @@
         </w:rPr>
         <w:t xml:space="preserve">© 2026 SeaVuria and ARES. Aligned with KICD objectives. Developed by SeaVuria; technical implementation by ARES (with AI assistance from Claude). Licensed under </w:t>
       </w:r>
-      <w:hyperlink w:history="1" r:id="rIdvtyrd9sri3d5gzvxtmnse">
+      <w:hyperlink w:history="1" r:id="rIdpsk0ida_ejdeeu-2fj_qq">
         <w:r>
           <w:rPr>
             <w:rFonts w:ascii="Arial" w:cs="Arial" w:eastAsia="Arial" w:hAnsi="Arial"/>
@@ -20898,7 +20898,7 @@
         </w:rPr>
         <w:t xml:space="preserve"> (</w:t>
       </w:r>
-      <w:hyperlink w:history="1" r:id="rIdvt9uwh3fncywcycqvwv6w">
+      <w:hyperlink w:history="1" r:id="rIdqfns01auzx5853wajqgge">
         <w:r>
           <w:rPr>
             <w:rFonts w:ascii="Arial" w:cs="Arial" w:eastAsia="Arial" w:hAnsi="Arial"/>
@@ -21938,7 +21938,7 @@
             <w:pPr>
               <w:spacing w:after="20" w:before="0"/>
             </w:pPr>
-            <w:hyperlink w:history="1" r:id="rIdu0yoxvrgrlax2mdk-yn7u">
+            <w:hyperlink w:history="1" r:id="rId9v897z4ohcprpmr1c2egw">
               <w:r>
                 <w:rPr>
                   <w:rFonts w:ascii="Arial" w:cs="Arial" w:eastAsia="Arial" w:hAnsi="Arial"/>
@@ -21987,7 +21987,7 @@
               <w:spacing w:after="10" w:before="0"/>
               <w:ind w:left="120"/>
             </w:pPr>
-            <w:hyperlink w:history="1" r:id="rId0lz2bpnkh_-bjx01ycfsq">
+            <w:hyperlink w:history="1" r:id="rId55atyuwbocthnm1zqvmfb">
               <w:r>
                 <w:rPr>
                   <w:rFonts w:ascii="Arial" w:cs="Arial" w:eastAsia="Arial" w:hAnsi="Arial"/>
@@ -22032,7 +22032,7 @@
             <w:pPr>
               <w:spacing w:after="20" w:before="0"/>
             </w:pPr>
-            <w:hyperlink w:history="1" r:id="rIdix6dhdznjc7m5mv2milzy">
+            <w:hyperlink w:history="1" r:id="rId9ri_pvfbdizwtwyaat1dz">
               <w:r>
                 <w:rPr>
                   <w:rFonts w:ascii="Arial" w:cs="Arial" w:eastAsia="Arial" w:hAnsi="Arial"/>
@@ -22065,7 +22065,7 @@
               <w:spacing w:after="10" w:before="0"/>
               <w:ind w:left="120"/>
             </w:pPr>
-            <w:hyperlink w:history="1" r:id="rIdory4kpmlelbauqo6amnnr">
+            <w:hyperlink w:history="1" r:id="rIdwms7qzwp9ovky7253u1sh">
               <w:r>
                 <w:rPr>
                   <w:rFonts w:ascii="Arial" w:cs="Arial" w:eastAsia="Arial" w:hAnsi="Arial"/>
@@ -22265,7 +22265,7 @@
             <w:pPr>
               <w:spacing w:after="20" w:before="0"/>
             </w:pPr>
-            <w:hyperlink w:history="1" r:id="rIdozpm4hgfygn7y7cvldv3-">
+            <w:hyperlink w:history="1" r:id="rIdmh0wh8dcytjl5mymrgmem">
               <w:r>
                 <w:rPr>
                   <w:rFonts w:ascii="Arial" w:cs="Arial" w:eastAsia="Arial" w:hAnsi="Arial"/>
@@ -22314,7 +22314,7 @@
               <w:spacing w:after="10" w:before="0"/>
               <w:ind w:left="120"/>
             </w:pPr>
-            <w:hyperlink w:history="1" r:id="rIdkcijs26earazwaqtjwwqc">
+            <w:hyperlink w:history="1" r:id="rIdrkpovhx8tjh3ea6ob726t">
               <w:r>
                 <w:rPr>
                   <w:rFonts w:ascii="Arial" w:cs="Arial" w:eastAsia="Arial" w:hAnsi="Arial"/>
@@ -22359,7 +22359,7 @@
             <w:pPr>
               <w:spacing w:after="20" w:before="0"/>
             </w:pPr>
-            <w:hyperlink w:history="1" r:id="rIdfgwjgd2dolbe7r1f0zrdt">
+            <w:hyperlink w:history="1" r:id="rIdgikp68n0y7hydzrpgzvyh">
               <w:r>
                 <w:rPr>
                   <w:rFonts w:ascii="Arial" w:cs="Arial" w:eastAsia="Arial" w:hAnsi="Arial"/>
@@ -22392,7 +22392,7 @@
               <w:spacing w:after="10" w:before="0"/>
               <w:ind w:left="120"/>
             </w:pPr>
-            <w:hyperlink w:history="1" r:id="rIdvcxwo4wspbnrnaab_d6o3">
+            <w:hyperlink w:history="1" r:id="rId9c3s-iajpd8qqans6vgaq">
               <w:r>
                 <w:rPr>
                   <w:rFonts w:ascii="Arial" w:cs="Arial" w:eastAsia="Arial" w:hAnsi="Arial"/>
@@ -22592,7 +22592,7 @@
             <w:pPr>
               <w:spacing w:after="20" w:before="0"/>
             </w:pPr>
-            <w:hyperlink w:history="1" r:id="rIduhjs4ecxeqa1_gbj2hxyz">
+            <w:hyperlink w:history="1" r:id="rIdegq7d80yse4hcexoqfhvf">
               <w:r>
                 <w:rPr>
                   <w:rFonts w:ascii="Arial" w:cs="Arial" w:eastAsia="Arial" w:hAnsi="Arial"/>
@@ -22641,7 +22641,7 @@
               <w:spacing w:after="10" w:before="0"/>
               <w:ind w:left="120"/>
             </w:pPr>
-            <w:hyperlink w:history="1" r:id="rIdc0w_zuob8wkn6o3i_kgkv">
+            <w:hyperlink w:history="1" r:id="rIdosnwrulasw8kbtfkti2qj">
               <w:r>
                 <w:rPr>
                   <w:rFonts w:ascii="Arial" w:cs="Arial" w:eastAsia="Arial" w:hAnsi="Arial"/>
@@ -22686,7 +22686,7 @@
             <w:pPr>
               <w:spacing w:after="20" w:before="0"/>
             </w:pPr>
-            <w:hyperlink w:history="1" r:id="rId0tkc030uib-1k5iv9dgcc">
+            <w:hyperlink w:history="1" r:id="rIdtzutr5t42vaod0-3hlzho">
               <w:r>
                 <w:rPr>
                   <w:rFonts w:ascii="Arial" w:cs="Arial" w:eastAsia="Arial" w:hAnsi="Arial"/>
@@ -22719,7 +22719,7 @@
               <w:spacing w:after="10" w:before="0"/>
               <w:ind w:left="120"/>
             </w:pPr>
-            <w:hyperlink w:history="1" r:id="rIdfs6tws8vpwzmp4_p4-kda">
+            <w:hyperlink w:history="1" r:id="rIdyc9mmb9gumy8vmmvetcbk">
               <w:r>
                 <w:rPr>
                   <w:rFonts w:ascii="Arial" w:cs="Arial" w:eastAsia="Arial" w:hAnsi="Arial"/>
@@ -22919,7 +22919,7 @@
             <w:pPr>
               <w:spacing w:after="20" w:before="0"/>
             </w:pPr>
-            <w:hyperlink w:history="1" r:id="rIdjlolatsv_74os9322rely">
+            <w:hyperlink w:history="1" r:id="rIdn2ndnhivvwxoqfnlmwgky">
               <w:r>
                 <w:rPr>
                   <w:rFonts w:ascii="Arial" w:cs="Arial" w:eastAsia="Arial" w:hAnsi="Arial"/>
@@ -22968,7 +22968,7 @@
               <w:spacing w:after="10" w:before="0"/>
               <w:ind w:left="120"/>
             </w:pPr>
-            <w:hyperlink w:history="1" r:id="rIdibur1kuvx42lsdtvdgoht">
+            <w:hyperlink w:history="1" r:id="rIdsxqclydqbjvp0wdaxo_cz">
               <w:r>
                 <w:rPr>
                   <w:rFonts w:ascii="Arial" w:cs="Arial" w:eastAsia="Arial" w:hAnsi="Arial"/>
@@ -23013,7 +23013,7 @@
             <w:pPr>
               <w:spacing w:after="20" w:before="0"/>
             </w:pPr>
-            <w:hyperlink w:history="1" r:id="rId1tceqahue8xsxgw_j-lfs">
+            <w:hyperlink w:history="1" r:id="rId86-qubv2gjboiha9s98oo">
               <w:r>
                 <w:rPr>
                   <w:rFonts w:ascii="Arial" w:cs="Arial" w:eastAsia="Arial" w:hAnsi="Arial"/>
@@ -23046,7 +23046,7 @@
               <w:spacing w:after="10" w:before="0"/>
               <w:ind w:left="120"/>
             </w:pPr>
-            <w:hyperlink w:history="1" r:id="rIdchn0oyeze0qkrg09ai-hm">
+            <w:hyperlink w:history="1" r:id="rIdhdasqaol_2lupyoexgj82">
               <w:r>
                 <w:rPr>
                   <w:rFonts w:ascii="Arial" w:cs="Arial" w:eastAsia="Arial" w:hAnsi="Arial"/>
@@ -23246,7 +23246,7 @@
             <w:pPr>
               <w:spacing w:after="20" w:before="0"/>
             </w:pPr>
-            <w:hyperlink w:history="1" r:id="rIdhnarlhnuj83rvpl2ymhgs">
+            <w:hyperlink w:history="1" r:id="rId3od_afyv-znsu_cphgk0f">
               <w:r>
                 <w:rPr>
                   <w:rFonts w:ascii="Arial" w:cs="Arial" w:eastAsia="Arial" w:hAnsi="Arial"/>
@@ -23295,7 +23295,7 @@
               <w:spacing w:after="10" w:before="0"/>
               <w:ind w:left="120"/>
             </w:pPr>
-            <w:hyperlink w:history="1" r:id="rIdjg6do862q1vci3na2af4g">
+            <w:hyperlink w:history="1" r:id="rIdfp9nortz0w2n-nlh6jm6i">
               <w:r>
                 <w:rPr>
                   <w:rFonts w:ascii="Arial" w:cs="Arial" w:eastAsia="Arial" w:hAnsi="Arial"/>
@@ -23340,7 +23340,7 @@
             <w:pPr>
               <w:spacing w:after="20" w:before="0"/>
             </w:pPr>
-            <w:hyperlink w:history="1" r:id="rIdot8ijzxtl1mpzav7mu1jt">
+            <w:hyperlink w:history="1" r:id="rIdaor3beggqyqaoydopm0m1">
               <w:r>
                 <w:rPr>
                   <w:rFonts w:ascii="Arial" w:cs="Arial" w:eastAsia="Arial" w:hAnsi="Arial"/>
@@ -23389,7 +23389,7 @@
               <w:spacing w:after="10" w:before="0"/>
               <w:ind w:left="120"/>
             </w:pPr>
-            <w:hyperlink w:history="1" r:id="rId4kmonujkn2h2mwmpisgfp">
+            <w:hyperlink w:history="1" r:id="rIdkb6irsw5m-2hfgzf3pq11">
               <w:r>
                 <w:rPr>
                   <w:rFonts w:ascii="Arial" w:cs="Arial" w:eastAsia="Arial" w:hAnsi="Arial"/>
@@ -24014,7 +24014,7 @@
         </w:rPr>
         <w:t xml:space="preserve">© 2026 SeaVuria and ARES. Aligned with KICD objectives. Developed by SeaVuria; technical implementation by ARES (with AI assistance from Claude). Licensed under </w:t>
       </w:r>
-      <w:hyperlink w:history="1" r:id="rIdjsxoyhg1vmjcq9eabdxzz">
+      <w:hyperlink w:history="1" r:id="rIdni5lcxsfsmnlv23r4bbnm">
         <w:r>
           <w:rPr>
             <w:rFonts w:ascii="Arial" w:cs="Arial" w:eastAsia="Arial" w:hAnsi="Arial"/>
@@ -24035,7 +24035,7 @@
         </w:rPr>
         <w:t xml:space="preserve"> (</w:t>
       </w:r>
-      <w:hyperlink w:history="1" r:id="rIdoo95_4phrqcnq7g92hhaj">
+      <w:hyperlink w:history="1" r:id="rIdh7v8dw-ovp6ygelyny6ix">
         <w:r>
           <w:rPr>
             <w:rFonts w:ascii="Arial" w:cs="Arial" w:eastAsia="Arial" w:hAnsi="Arial"/>
@@ -25075,7 +25075,7 @@
             <w:pPr>
               <w:spacing w:after="20" w:before="0"/>
             </w:pPr>
-            <w:hyperlink w:history="1" r:id="rIdwcqjqgng262jgs0lp8xf2">
+            <w:hyperlink w:history="1" r:id="rIdpdzpv05mrm4w6h0rqxqrb">
               <w:r>
                 <w:rPr>
                   <w:rFonts w:ascii="Arial" w:cs="Arial" w:eastAsia="Arial" w:hAnsi="Arial"/>
@@ -25124,7 +25124,7 @@
               <w:spacing w:after="10" w:before="0"/>
               <w:ind w:left="120"/>
             </w:pPr>
-            <w:hyperlink w:history="1" r:id="rId2zfrl0qwt09lhyouzkmiw">
+            <w:hyperlink w:history="1" r:id="rId_rzq7bv-q4vblcysds9hv">
               <w:r>
                 <w:rPr>
                   <w:rFonts w:ascii="Arial" w:cs="Arial" w:eastAsia="Arial" w:hAnsi="Arial"/>
@@ -25169,7 +25169,7 @@
             <w:pPr>
               <w:spacing w:after="20" w:before="0"/>
             </w:pPr>
-            <w:hyperlink w:history="1" r:id="rIdb91a5qhldo-3om66qf5pd">
+            <w:hyperlink w:history="1" r:id="rIdbjqwll8z17_ugq-jsgtip">
               <w:r>
                 <w:rPr>
                   <w:rFonts w:ascii="Arial" w:cs="Arial" w:eastAsia="Arial" w:hAnsi="Arial"/>
@@ -25218,7 +25218,7 @@
               <w:spacing w:after="10" w:before="0"/>
               <w:ind w:left="120"/>
             </w:pPr>
-            <w:hyperlink w:history="1" r:id="rIdqb4mmq1ggv-0hn_8jw7i4">
+            <w:hyperlink w:history="1" r:id="rIdrjefpfi9gku1-h0uu-kvh">
               <w:r>
                 <w:rPr>
                   <w:rFonts w:ascii="Arial" w:cs="Arial" w:eastAsia="Arial" w:hAnsi="Arial"/>
@@ -25418,7 +25418,7 @@
             <w:pPr>
               <w:spacing w:after="20" w:before="0"/>
             </w:pPr>
-            <w:hyperlink w:history="1" r:id="rId3picltqci_5lo9xjwqpfv">
+            <w:hyperlink w:history="1" r:id="rIdxtvcfsscwnrau2y9y3lzw">
               <w:r>
                 <w:rPr>
                   <w:rFonts w:ascii="Arial" w:cs="Arial" w:eastAsia="Arial" w:hAnsi="Arial"/>
@@ -25467,7 +25467,7 @@
               <w:spacing w:after="10" w:before="0"/>
               <w:ind w:left="120"/>
             </w:pPr>
-            <w:hyperlink w:history="1" r:id="rIdctg9lblg1w_thmkxljosc">
+            <w:hyperlink w:history="1" r:id="rIdz7-j0xgpvq4xu5lbhhxqp">
               <w:r>
                 <w:rPr>
                   <w:rFonts w:ascii="Arial" w:cs="Arial" w:eastAsia="Arial" w:hAnsi="Arial"/>
@@ -25512,7 +25512,7 @@
             <w:pPr>
               <w:spacing w:after="20" w:before="0"/>
             </w:pPr>
-            <w:hyperlink w:history="1" r:id="rIdisxmbzxt8ypmyzy4teytc">
+            <w:hyperlink w:history="1" r:id="rIdv6xzwfyeomlbwf3khz4ih">
               <w:r>
                 <w:rPr>
                   <w:rFonts w:ascii="Arial" w:cs="Arial" w:eastAsia="Arial" w:hAnsi="Arial"/>
@@ -25561,7 +25561,7 @@
               <w:spacing w:after="10" w:before="0"/>
               <w:ind w:left="120"/>
             </w:pPr>
-            <w:hyperlink w:history="1" r:id="rIdnt8jxy-ca1auzppuael8s">
+            <w:hyperlink w:history="1" r:id="rIdmsd23rm5i154evca9dkqz">
               <w:r>
                 <w:rPr>
                   <w:rFonts w:ascii="Arial" w:cs="Arial" w:eastAsia="Arial" w:hAnsi="Arial"/>
@@ -25761,7 +25761,7 @@
             <w:pPr>
               <w:spacing w:after="20" w:before="0"/>
             </w:pPr>
-            <w:hyperlink w:history="1" r:id="rIdtjmmozasqfnu8gvrvr3dn">
+            <w:hyperlink w:history="1" r:id="rIdoxra5ajthwfhbgmbxljwn">
               <w:r>
                 <w:rPr>
                   <w:rFonts w:ascii="Arial" w:cs="Arial" w:eastAsia="Arial" w:hAnsi="Arial"/>
@@ -25810,7 +25810,7 @@
               <w:spacing w:after="10" w:before="0"/>
               <w:ind w:left="120"/>
             </w:pPr>
-            <w:hyperlink w:history="1" r:id="rIdpxr6rg_mjivvpjwsiw6yg">
+            <w:hyperlink w:history="1" r:id="rIdcwe1guyor98pfnzdiuoah">
               <w:r>
                 <w:rPr>
                   <w:rFonts w:ascii="Arial" w:cs="Arial" w:eastAsia="Arial" w:hAnsi="Arial"/>
@@ -25855,7 +25855,7 @@
             <w:pPr>
               <w:spacing w:after="20" w:before="0"/>
             </w:pPr>
-            <w:hyperlink w:history="1" r:id="rIdq9w42hzv4ycpf2_u5bot3">
+            <w:hyperlink w:history="1" r:id="rId9rgwnwbegnh63qk5iqqve">
               <w:r>
                 <w:rPr>
                   <w:rFonts w:ascii="Arial" w:cs="Arial" w:eastAsia="Arial" w:hAnsi="Arial"/>
@@ -25904,7 +25904,7 @@
               <w:spacing w:after="10" w:before="0"/>
               <w:ind w:left="120"/>
             </w:pPr>
-            <w:hyperlink w:history="1" r:id="rIdyfs2wb6m1irriqdm4q_8r">
+            <w:hyperlink w:history="1" r:id="rIdzcidexqpherrszcacvlhw">
               <w:r>
                 <w:rPr>
                   <w:rFonts w:ascii="Arial" w:cs="Arial" w:eastAsia="Arial" w:hAnsi="Arial"/>
@@ -26104,7 +26104,7 @@
             <w:pPr>
               <w:spacing w:after="20" w:before="0"/>
             </w:pPr>
-            <w:hyperlink w:history="1" r:id="rId737obhc3zctpva6urpzz_">
+            <w:hyperlink w:history="1" r:id="rIdqnt4oajtwrfqvnjz_rpjx">
               <w:r>
                 <w:rPr>
                   <w:rFonts w:ascii="Arial" w:cs="Arial" w:eastAsia="Arial" w:hAnsi="Arial"/>
@@ -26153,7 +26153,7 @@
               <w:spacing w:after="10" w:before="0"/>
               <w:ind w:left="120"/>
             </w:pPr>
-            <w:hyperlink w:history="1" r:id="rId1ln1o_u2k69bhtdc04zjf">
+            <w:hyperlink w:history="1" r:id="rIdyhzfwxpx2izvj7dnclzuo">
               <w:r>
                 <w:rPr>
                   <w:rFonts w:ascii="Arial" w:cs="Arial" w:eastAsia="Arial" w:hAnsi="Arial"/>
@@ -26198,7 +26198,7 @@
             <w:pPr>
               <w:spacing w:after="20" w:before="0"/>
             </w:pPr>
-            <w:hyperlink w:history="1" r:id="rIdaghv9-7u1by1awlo9lsyb">
+            <w:hyperlink w:history="1" r:id="rIdkbyioi4f_wwej14j07qbw">
               <w:r>
                 <w:rPr>
                   <w:rFonts w:ascii="Arial" w:cs="Arial" w:eastAsia="Arial" w:hAnsi="Arial"/>
@@ -26247,7 +26247,7 @@
               <w:spacing w:after="10" w:before="0"/>
               <w:ind w:left="120"/>
             </w:pPr>
-            <w:hyperlink w:history="1" r:id="rIdrxafut_avohhnqcwfahpg">
+            <w:hyperlink w:history="1" r:id="rIdufsgaqarxn2oq3gvoh28g">
               <w:r>
                 <w:rPr>
                   <w:rFonts w:ascii="Arial" w:cs="Arial" w:eastAsia="Arial" w:hAnsi="Arial"/>
@@ -26447,7 +26447,7 @@
             <w:pPr>
               <w:spacing w:after="20" w:before="0"/>
             </w:pPr>
-            <w:hyperlink w:history="1" r:id="rIdyps80quxtn7ml_zgyygqt">
+            <w:hyperlink w:history="1" r:id="rIdz2ohjwuimk410auhxa-6e">
               <w:r>
                 <w:rPr>
                   <w:rFonts w:ascii="Arial" w:cs="Arial" w:eastAsia="Arial" w:hAnsi="Arial"/>
@@ -26496,7 +26496,7 @@
               <w:spacing w:after="10" w:before="0"/>
               <w:ind w:left="120"/>
             </w:pPr>
-            <w:hyperlink w:history="1" r:id="rIdq84foignv3gyutl--w1rf">
+            <w:hyperlink w:history="1" r:id="rIdyveucit4v4qaxu30jhti5">
               <w:r>
                 <w:rPr>
                   <w:rFonts w:ascii="Arial" w:cs="Arial" w:eastAsia="Arial" w:hAnsi="Arial"/>
@@ -26541,7 +26541,7 @@
             <w:pPr>
               <w:spacing w:after="20" w:before="0"/>
             </w:pPr>
-            <w:hyperlink w:history="1" r:id="rIdgiazuengf_rhc1ejiiz1g">
+            <w:hyperlink w:history="1" r:id="rIdx0-ycxtoejttisekt4qds">
               <w:r>
                 <w:rPr>
                   <w:rFonts w:ascii="Arial" w:cs="Arial" w:eastAsia="Arial" w:hAnsi="Arial"/>
@@ -26590,7 +26590,7 @@
               <w:spacing w:after="10" w:before="0"/>
               <w:ind w:left="120"/>
             </w:pPr>
-            <w:hyperlink w:history="1" r:id="rId3cmuqme9bz08pxuvprv0s">
+            <w:hyperlink w:history="1" r:id="rIdpjxcjwoairm7ny4e4pwie">
               <w:r>
                 <w:rPr>
                   <w:rFonts w:ascii="Arial" w:cs="Arial" w:eastAsia="Arial" w:hAnsi="Arial"/>
@@ -27115,7 +27115,7 @@
         </w:rPr>
         <w:t xml:space="preserve">© 2026 SeaVuria and ARES. Aligned with KICD objectives. Developed by SeaVuria; technical implementation by ARES (with AI assistance from Claude). Licensed under </w:t>
       </w:r>
-      <w:hyperlink w:history="1" r:id="rId-rjd0zberdb8la8c0leh2">
+      <w:hyperlink w:history="1" r:id="rId0xlseuuneapg2mie5yo6s">
         <w:r>
           <w:rPr>
             <w:rFonts w:ascii="Arial" w:cs="Arial" w:eastAsia="Arial" w:hAnsi="Arial"/>
@@ -27136,7 +27136,7 @@
         </w:rPr>
         <w:t xml:space="preserve"> (</w:t>
       </w:r>
-      <w:hyperlink w:history="1" r:id="rIdidnlnwl39yfpdd00_h7aq">
+      <w:hyperlink w:history="1" r:id="rIdirq8m06obg766t-bkptzh">
         <w:r>
           <w:rPr>
             <w:rFonts w:ascii="Arial" w:cs="Arial" w:eastAsia="Arial" w:hAnsi="Arial"/>
@@ -28176,7 +28176,7 @@
             <w:pPr>
               <w:spacing w:after="20" w:before="0"/>
             </w:pPr>
-            <w:hyperlink w:history="1" r:id="rIdmnetfwjufirup4so_er4s">
+            <w:hyperlink w:history="1" r:id="rIdfdzmfmpwmhoj1sbasp0zo">
               <w:r>
                 <w:rPr>
                   <w:rFonts w:ascii="Arial" w:cs="Arial" w:eastAsia="Arial" w:hAnsi="Arial"/>
@@ -28209,7 +28209,7 @@
               <w:spacing w:after="10" w:before="0"/>
               <w:ind w:left="120"/>
             </w:pPr>
-            <w:hyperlink w:history="1" r:id="rIdtt6t4eqi3gqnz9lmlbmqs">
+            <w:hyperlink w:history="1" r:id="rIdcssj5c4yy5qw2okdoxjvi">
               <w:r>
                 <w:rPr>
                   <w:rFonts w:ascii="Arial" w:cs="Arial" w:eastAsia="Arial" w:hAnsi="Arial"/>
@@ -28254,7 +28254,7 @@
             <w:pPr>
               <w:spacing w:after="20" w:before="0"/>
             </w:pPr>
-            <w:hyperlink w:history="1" r:id="rIdcnm-hhrpsaqnzcqdw8xpa">
+            <w:hyperlink w:history="1" r:id="rIddpwqjrh9qindfywvqe_1m">
               <w:r>
                 <w:rPr>
                   <w:rFonts w:ascii="Arial" w:cs="Arial" w:eastAsia="Arial" w:hAnsi="Arial"/>
@@ -28287,7 +28287,7 @@
               <w:spacing w:after="10" w:before="0"/>
               <w:ind w:left="120"/>
             </w:pPr>
-            <w:hyperlink w:history="1" r:id="rIdpviuxmio9dgxznxildetq">
+            <w:hyperlink w:history="1" r:id="rIdpcv1qnahpn5n6rekque5w">
               <w:r>
                 <w:rPr>
                   <w:rFonts w:ascii="Arial" w:cs="Arial" w:eastAsia="Arial" w:hAnsi="Arial"/>
@@ -28487,7 +28487,7 @@
             <w:pPr>
               <w:spacing w:after="20" w:before="0"/>
             </w:pPr>
-            <w:hyperlink w:history="1" r:id="rIdbssf3j4d4yconylmfgts3">
+            <w:hyperlink w:history="1" r:id="rIdr5yfzuiq7rx_aise4crvs">
               <w:r>
                 <w:rPr>
                   <w:rFonts w:ascii="Arial" w:cs="Arial" w:eastAsia="Arial" w:hAnsi="Arial"/>
@@ -28520,7 +28520,7 @@
               <w:spacing w:after="10" w:before="0"/>
               <w:ind w:left="120"/>
             </w:pPr>
-            <w:hyperlink w:history="1" r:id="rIdb7y94tysfhndocpnm1cs_">
+            <w:hyperlink w:history="1" r:id="rId2scdx01rvi6cswxpwn2sk">
               <w:r>
                 <w:rPr>
                   <w:rFonts w:ascii="Arial" w:cs="Arial" w:eastAsia="Arial" w:hAnsi="Arial"/>
@@ -28565,7 +28565,7 @@
             <w:pPr>
               <w:spacing w:after="20" w:before="0"/>
             </w:pPr>
-            <w:hyperlink w:history="1" r:id="rIdocdslbsua8z125nsmk3kt">
+            <w:hyperlink w:history="1" r:id="rId871haubrxuwo_bkhjrtlz">
               <w:r>
                 <w:rPr>
                   <w:rFonts w:ascii="Arial" w:cs="Arial" w:eastAsia="Arial" w:hAnsi="Arial"/>
@@ -28598,7 +28598,7 @@
               <w:spacing w:after="10" w:before="0"/>
               <w:ind w:left="120"/>
             </w:pPr>
-            <w:hyperlink w:history="1" r:id="rIdtjbinfhug9sjtiuv5jw0m">
+            <w:hyperlink w:history="1" r:id="rIddi4as9sep_r9nj_vzcx08">
               <w:r>
                 <w:rPr>
                   <w:rFonts w:ascii="Arial" w:cs="Arial" w:eastAsia="Arial" w:hAnsi="Arial"/>
@@ -28798,7 +28798,7 @@
             <w:pPr>
               <w:spacing w:after="20" w:before="0"/>
             </w:pPr>
-            <w:hyperlink w:history="1" r:id="rId7i3vtdn6ucwzdzdadqztu">
+            <w:hyperlink w:history="1" r:id="rIdq4wtmz1tc07bbtf8jg5u-">
               <w:r>
                 <w:rPr>
                   <w:rFonts w:ascii="Arial" w:cs="Arial" w:eastAsia="Arial" w:hAnsi="Arial"/>
@@ -28847,7 +28847,7 @@
               <w:spacing w:after="10" w:before="0"/>
               <w:ind w:left="120"/>
             </w:pPr>
-            <w:hyperlink w:history="1" r:id="rIdn1nf9gvolkpfrjcgoolub">
+            <w:hyperlink w:history="1" r:id="rIdj5uhaadcftfkugxtcrsjz">
               <w:r>
                 <w:rPr>
                   <w:rFonts w:ascii="Arial" w:cs="Arial" w:eastAsia="Arial" w:hAnsi="Arial"/>
@@ -28892,7 +28892,7 @@
             <w:pPr>
               <w:spacing w:after="20" w:before="0"/>
             </w:pPr>
-            <w:hyperlink w:history="1" r:id="rIdcnaaizhe6ao8mta7j6fo2">
+            <w:hyperlink w:history="1" r:id="rId4sbpgm5kp-hldpqs8x-o1">
               <w:r>
                 <w:rPr>
                   <w:rFonts w:ascii="Arial" w:cs="Arial" w:eastAsia="Arial" w:hAnsi="Arial"/>
@@ -28941,7 +28941,7 @@
               <w:spacing w:after="10" w:before="0"/>
               <w:ind w:left="120"/>
             </w:pPr>
-            <w:hyperlink w:history="1" r:id="rIdqw7e72iyziqmnjhhskp4i">
+            <w:hyperlink w:history="1" r:id="rIdvg5k37kqte2dkc1mswj7e">
               <w:r>
                 <w:rPr>
                   <w:rFonts w:ascii="Arial" w:cs="Arial" w:eastAsia="Arial" w:hAnsi="Arial"/>
@@ -29141,7 +29141,7 @@
             <w:pPr>
               <w:spacing w:after="20" w:before="0"/>
             </w:pPr>
-            <w:hyperlink w:history="1" r:id="rId63mijlvgpv8mah-7ozznc">
+            <w:hyperlink w:history="1" r:id="rIddzg2xuex7g5mqqnlmhfdw">
               <w:r>
                 <w:rPr>
                   <w:rFonts w:ascii="Arial" w:cs="Arial" w:eastAsia="Arial" w:hAnsi="Arial"/>
@@ -29190,7 +29190,7 @@
               <w:spacing w:after="10" w:before="0"/>
               <w:ind w:left="120"/>
             </w:pPr>
-            <w:hyperlink w:history="1" r:id="rId_lmt4adhn9pgoveilbbok">
+            <w:hyperlink w:history="1" r:id="rIdkbjz5yeexitipgtwz5kpg">
               <w:r>
                 <w:rPr>
                   <w:rFonts w:ascii="Arial" w:cs="Arial" w:eastAsia="Arial" w:hAnsi="Arial"/>
@@ -29235,7 +29235,7 @@
             <w:pPr>
               <w:spacing w:after="20" w:before="0"/>
             </w:pPr>
-            <w:hyperlink w:history="1" r:id="rIdxygjfgillhr2qhbjtdhak">
+            <w:hyperlink w:history="1" r:id="rId3lqjmf4a2djcyg6-wc9yp">
               <w:r>
                 <w:rPr>
                   <w:rFonts w:ascii="Arial" w:cs="Arial" w:eastAsia="Arial" w:hAnsi="Arial"/>
@@ -29284,7 +29284,7 @@
               <w:spacing w:after="10" w:before="0"/>
               <w:ind w:left="120"/>
             </w:pPr>
-            <w:hyperlink w:history="1" r:id="rId0mngjuujs6i3ta6wmu0xo">
+            <w:hyperlink w:history="1" r:id="rIdkzxctu9gxqnnb6hdt7th8">
               <w:r>
                 <w:rPr>
                   <w:rFonts w:ascii="Arial" w:cs="Arial" w:eastAsia="Arial" w:hAnsi="Arial"/>
@@ -29484,7 +29484,7 @@
             <w:pPr>
               <w:spacing w:after="20" w:before="0"/>
             </w:pPr>
-            <w:hyperlink w:history="1" r:id="rId-7-y6ptvo4aaygbqgrjge">
+            <w:hyperlink w:history="1" r:id="rIdhxsmgrxgrygr3pgehjkue">
               <w:r>
                 <w:rPr>
                   <w:rFonts w:ascii="Arial" w:cs="Arial" w:eastAsia="Arial" w:hAnsi="Arial"/>
@@ -29517,7 +29517,7 @@
               <w:spacing w:after="10" w:before="0"/>
               <w:ind w:left="120"/>
             </w:pPr>
-            <w:hyperlink w:history="1" r:id="rIdq3tzkjdbz9l-tj4avf7w5">
+            <w:hyperlink w:history="1" r:id="rIdobpnwzr6kaigyld9vtwlg">
               <w:r>
                 <w:rPr>
                   <w:rFonts w:ascii="Arial" w:cs="Arial" w:eastAsia="Arial" w:hAnsi="Arial"/>
@@ -29562,7 +29562,7 @@
             <w:pPr>
               <w:spacing w:after="20" w:before="0"/>
             </w:pPr>
-            <w:hyperlink w:history="1" r:id="rIds2ui9kagskdda3bj4neov">
+            <w:hyperlink w:history="1" r:id="rIdw-wz9mtd4cbwawp1rdtpd">
               <w:r>
                 <w:rPr>
                   <w:rFonts w:ascii="Arial" w:cs="Arial" w:eastAsia="Arial" w:hAnsi="Arial"/>
@@ -29611,7 +29611,7 @@
               <w:spacing w:after="10" w:before="0"/>
               <w:ind w:left="120"/>
             </w:pPr>
-            <w:hyperlink w:history="1" r:id="rIdf_sd30tilw_obsswxg23y">
+            <w:hyperlink w:history="1" r:id="rId7qrumjjjmmzkgzxhhyucr">
               <w:r>
                 <w:rPr>
                   <w:rFonts w:ascii="Arial" w:cs="Arial" w:eastAsia="Arial" w:hAnsi="Arial"/>
@@ -30136,7 +30136,7 @@
         </w:rPr>
         <w:t xml:space="preserve">© 2026 SeaVuria and ARES. Aligned with KICD objectives. Developed by SeaVuria; technical implementation by ARES (with AI assistance from Claude). Licensed under </w:t>
       </w:r>
-      <w:hyperlink w:history="1" r:id="rIdg1akwrlmq0tau9jphkvbr">
+      <w:hyperlink w:history="1" r:id="rIdz3ezmcxdhcgjua6hek77k">
         <w:r>
           <w:rPr>
             <w:rFonts w:ascii="Arial" w:cs="Arial" w:eastAsia="Arial" w:hAnsi="Arial"/>
@@ -30157,7 +30157,7 @@
         </w:rPr>
         <w:t xml:space="preserve"> (</w:t>
       </w:r>
-      <w:hyperlink w:history="1" r:id="rIdcvizrnrb2cq_cqmap_mn_">
+      <w:hyperlink w:history="1" r:id="rIdjnanzb5lxybbneswdjtjr">
         <w:r>
           <w:rPr>
             <w:rFonts w:ascii="Arial" w:cs="Arial" w:eastAsia="Arial" w:hAnsi="Arial"/>
@@ -31197,7 +31197,7 @@
             <w:pPr>
               <w:spacing w:after="20" w:before="0"/>
             </w:pPr>
-            <w:hyperlink w:history="1" r:id="rIdtbs6vryiftpn0lvyg3c42">
+            <w:hyperlink w:history="1" r:id="rIdwsgqnhx-grukuksgnyjfa">
               <w:r>
                 <w:rPr>
                   <w:rFonts w:ascii="Arial" w:cs="Arial" w:eastAsia="Arial" w:hAnsi="Arial"/>
@@ -31246,7 +31246,7 @@
               <w:spacing w:after="10" w:before="0"/>
               <w:ind w:left="120"/>
             </w:pPr>
-            <w:hyperlink w:history="1" r:id="rId2o3coazz7cqsgoabnytz3">
+            <w:hyperlink w:history="1" r:id="rId-omyshbift9jid6jt1tkc">
               <w:r>
                 <w:rPr>
                   <w:rFonts w:ascii="Arial" w:cs="Arial" w:eastAsia="Arial" w:hAnsi="Arial"/>
@@ -31291,7 +31291,7 @@
             <w:pPr>
               <w:spacing w:after="20" w:before="0"/>
             </w:pPr>
-            <w:hyperlink w:history="1" r:id="rIdf5oqwg8fuqml76beusnbi">
+            <w:hyperlink w:history="1" r:id="rIduqtoqsvbur78ot3vx7ssl">
               <w:r>
                 <w:rPr>
                   <w:rFonts w:ascii="Arial" w:cs="Arial" w:eastAsia="Arial" w:hAnsi="Arial"/>
@@ -31324,7 +31324,7 @@
               <w:spacing w:after="10" w:before="0"/>
               <w:ind w:left="120"/>
             </w:pPr>
-            <w:hyperlink w:history="1" r:id="rIdfwepjxtd5ng3llxlkmini">
+            <w:hyperlink w:history="1" r:id="rIdg1dxrjbgftf7bqx7pcwes">
               <w:r>
                 <w:rPr>
                   <w:rFonts w:ascii="Arial" w:cs="Arial" w:eastAsia="Arial" w:hAnsi="Arial"/>
@@ -31524,7 +31524,7 @@
             <w:pPr>
               <w:spacing w:after="20" w:before="0"/>
             </w:pPr>
-            <w:hyperlink w:history="1" r:id="rIdigjfy-hfk42onovrsj7pb">
+            <w:hyperlink w:history="1" r:id="rIdeuulzateya5xuwsr67ys2">
               <w:r>
                 <w:rPr>
                   <w:rFonts w:ascii="Arial" w:cs="Arial" w:eastAsia="Arial" w:hAnsi="Arial"/>
@@ -31573,7 +31573,7 @@
               <w:spacing w:after="10" w:before="0"/>
               <w:ind w:left="120"/>
             </w:pPr>
-            <w:hyperlink w:history="1" r:id="rIdgzjpv8nfk2tu5y61etrte">
+            <w:hyperlink w:history="1" r:id="rIdozh5eynibj9rbs0s6gijk">
               <w:r>
                 <w:rPr>
                   <w:rFonts w:ascii="Arial" w:cs="Arial" w:eastAsia="Arial" w:hAnsi="Arial"/>
@@ -31618,7 +31618,7 @@
             <w:pPr>
               <w:spacing w:after="20" w:before="0"/>
             </w:pPr>
-            <w:hyperlink w:history="1" r:id="rIdpiapuigmuegjqrwgskhq-">
+            <w:hyperlink w:history="1" r:id="rIdvbnwihrwcg4ilab0hmlmr">
               <w:r>
                 <w:rPr>
                   <w:rFonts w:ascii="Arial" w:cs="Arial" w:eastAsia="Arial" w:hAnsi="Arial"/>
@@ -31651,7 +31651,7 @@
               <w:spacing w:after="10" w:before="0"/>
               <w:ind w:left="120"/>
             </w:pPr>
-            <w:hyperlink w:history="1" r:id="rIdjrj2tcypa_j2hfvsumhyi">
+            <w:hyperlink w:history="1" r:id="rIddmy99lswgkfam8atbywb4">
               <w:r>
                 <w:rPr>
                   <w:rFonts w:ascii="Arial" w:cs="Arial" w:eastAsia="Arial" w:hAnsi="Arial"/>
@@ -31851,7 +31851,7 @@
             <w:pPr>
               <w:spacing w:after="20" w:before="0"/>
             </w:pPr>
-            <w:hyperlink w:history="1" r:id="rIdzdacz9mahjhkeqtpzbobn">
+            <w:hyperlink w:history="1" r:id="rIda-a4x1_jwo5vz53cwud4t">
               <w:r>
                 <w:rPr>
                   <w:rFonts w:ascii="Arial" w:cs="Arial" w:eastAsia="Arial" w:hAnsi="Arial"/>
@@ -31900,7 +31900,7 @@
               <w:spacing w:after="10" w:before="0"/>
               <w:ind w:left="120"/>
             </w:pPr>
-            <w:hyperlink w:history="1" r:id="rIduna6w9pco8uzniuop0sys">
+            <w:hyperlink w:history="1" r:id="rIdp3n4pp909mcrjbdmxds_y">
               <w:r>
                 <w:rPr>
                   <w:rFonts w:ascii="Arial" w:cs="Arial" w:eastAsia="Arial" w:hAnsi="Arial"/>
@@ -31945,7 +31945,7 @@
             <w:pPr>
               <w:spacing w:after="20" w:before="0"/>
             </w:pPr>
-            <w:hyperlink w:history="1" r:id="rIdz2pqjolop8be6hlzv0l28">
+            <w:hyperlink w:history="1" r:id="rIdffcbha6clfqviortqakai">
               <w:r>
                 <w:rPr>
                   <w:rFonts w:ascii="Arial" w:cs="Arial" w:eastAsia="Arial" w:hAnsi="Arial"/>
@@ -31978,7 +31978,7 @@
               <w:spacing w:after="10" w:before="0"/>
               <w:ind w:left="120"/>
             </w:pPr>
-            <w:hyperlink w:history="1" r:id="rIdv2scl78gnypx1pelwvgno">
+            <w:hyperlink w:history="1" r:id="rIdhnwpjusjpriyzfdiiysvq">
               <w:r>
                 <w:rPr>
                   <w:rFonts w:ascii="Arial" w:cs="Arial" w:eastAsia="Arial" w:hAnsi="Arial"/>
@@ -32178,7 +32178,7 @@
             <w:pPr>
               <w:spacing w:after="20" w:before="0"/>
             </w:pPr>
-            <w:hyperlink w:history="1" r:id="rIdqp-eaauf7wxd1sza-7lin">
+            <w:hyperlink w:history="1" r:id="rId4w17gz5p0y10v8uotyxhw">
               <w:r>
                 <w:rPr>
                   <w:rFonts w:ascii="Arial" w:cs="Arial" w:eastAsia="Arial" w:hAnsi="Arial"/>
@@ -32227,7 +32227,7 @@
               <w:spacing w:after="10" w:before="0"/>
               <w:ind w:left="120"/>
             </w:pPr>
-            <w:hyperlink w:history="1" r:id="rIdueexjw-o4h2hfndjp3pba">
+            <w:hyperlink w:history="1" r:id="rIdozkn5lhm0hqdcuogcb8hq">
               <w:r>
                 <w:rPr>
                   <w:rFonts w:ascii="Arial" w:cs="Arial" w:eastAsia="Arial" w:hAnsi="Arial"/>
@@ -32272,7 +32272,7 @@
             <w:pPr>
               <w:spacing w:after="20" w:before="0"/>
             </w:pPr>
-            <w:hyperlink w:history="1" r:id="rIdtxs3jbl5tql2ttnxf9l_h">
+            <w:hyperlink w:history="1" r:id="rIdainxbg1zvz_89gb5esaq_">
               <w:r>
                 <w:rPr>
                   <w:rFonts w:ascii="Arial" w:cs="Arial" w:eastAsia="Arial" w:hAnsi="Arial"/>
@@ -32305,7 +32305,7 @@
               <w:spacing w:after="10" w:before="0"/>
               <w:ind w:left="120"/>
             </w:pPr>
-            <w:hyperlink w:history="1" r:id="rIdtzlt-3jallbm7bm7mzytn">
+            <w:hyperlink w:history="1" r:id="rIdcpfubhgcawgctli-ro-2l">
               <w:r>
                 <w:rPr>
                   <w:rFonts w:ascii="Arial" w:cs="Arial" w:eastAsia="Arial" w:hAnsi="Arial"/>
@@ -32505,7 +32505,7 @@
             <w:pPr>
               <w:spacing w:after="20" w:before="0"/>
             </w:pPr>
-            <w:hyperlink w:history="1" r:id="rIdkawtx47qyjnoyswx1dy0r">
+            <w:hyperlink w:history="1" r:id="rIdmzzd8lk1k-yxxsxb2afnv">
               <w:r>
                 <w:rPr>
                   <w:rFonts w:ascii="Arial" w:cs="Arial" w:eastAsia="Arial" w:hAnsi="Arial"/>
@@ -32554,7 +32554,7 @@
               <w:spacing w:after="10" w:before="0"/>
               <w:ind w:left="120"/>
             </w:pPr>
-            <w:hyperlink w:history="1" r:id="rIdvnhyujxqlhfq8pchswlkj">
+            <w:hyperlink w:history="1" r:id="rId4dtdjrrgajgad2o1wyqxh">
               <w:r>
                 <w:rPr>
                   <w:rFonts w:ascii="Arial" w:cs="Arial" w:eastAsia="Arial" w:hAnsi="Arial"/>
@@ -32599,7 +32599,7 @@
             <w:pPr>
               <w:spacing w:after="20" w:before="0"/>
             </w:pPr>
-            <w:hyperlink w:history="1" r:id="rIdt0dy7utxrpoeby4ikkczo">
+            <w:hyperlink w:history="1" r:id="rIdrdnupybianick9bklmeti">
               <w:r>
                 <w:rPr>
                   <w:rFonts w:ascii="Arial" w:cs="Arial" w:eastAsia="Arial" w:hAnsi="Arial"/>
@@ -32632,7 +32632,7 @@
               <w:spacing w:after="10" w:before="0"/>
               <w:ind w:left="120"/>
             </w:pPr>
-            <w:hyperlink w:history="1" r:id="rId5m1mzor6y5capscg4tnry">
+            <w:hyperlink w:history="1" r:id="rIdvivk-qudmvmibcnssc6gu">
               <w:r>
                 <w:rPr>
                   <w:rFonts w:ascii="Arial" w:cs="Arial" w:eastAsia="Arial" w:hAnsi="Arial"/>
@@ -33397,7 +33397,7 @@
         </w:rPr>
         <w:t xml:space="preserve">© 2026 SeaVuria and ARES. Aligned with KICD objectives. Developed by SeaVuria; technical implementation by ARES (with AI assistance from Claude). Licensed under </w:t>
       </w:r>
-      <w:hyperlink w:history="1" r:id="rIdwmnlvwdts_yrthushyh6o">
+      <w:hyperlink w:history="1" r:id="rIdxdl47wmcjbsuudmlzohgk">
         <w:r>
           <w:rPr>
             <w:rFonts w:ascii="Arial" w:cs="Arial" w:eastAsia="Arial" w:hAnsi="Arial"/>
@@ -33418,7 +33418,7 @@
         </w:rPr>
         <w:t xml:space="preserve"> (</w:t>
       </w:r>
-      <w:hyperlink w:history="1" r:id="rIda9wjeikeithy6te8k9_he">
+      <w:hyperlink w:history="1" r:id="rIdpgkdxrg3ng-wwrrmbhmhc">
         <w:r>
           <w:rPr>
             <w:rFonts w:ascii="Arial" w:cs="Arial" w:eastAsia="Arial" w:hAnsi="Arial"/>
